--- a/presentation/RetainIQ_Panel_Speech_and_QA.docx
+++ b/presentation/RetainIQ_Panel_Speech_and_QA.docx
@@ -652,7 +652,7 @@
           <w:sz w:val="25"/>
           <w:szCs w:val="25"/>
         </w:rPr>
-        <w:t xml:space="preserve">. RetainIQ is a decision system for subscription businesses. It answers one question: when a customer looks likely to leave, should the business spend money on them, and if so, on what? The three numbers on the right are the whole argument in miniature, and I will come back to them. In the next ten minutes I will show you what the system does, what the evidence says, and where it stops.</w:t>
+        <w:t xml:space="preserve">. RetainIQ is a decision system for subscription businesses. It answers one question: when a customer looks likely to leave, should the business spend money on them, and if so, on what? The three numbers on the right are the whole argument in miniature, and I will come back to them. In the next few minutes I will show you what the system does, what the evidence says, and where it stops.</w:t>
       </w:r>
     </w:p>
     <w:p>

--- a/presentation/RetainIQ_Panel_Speech_and_QA.docx
+++ b/presentation/RetainIQ_Panel_Speech_and_QA.docx
@@ -1167,7 +1167,7 @@
           <w:sz w:val="20"/>
           <w:szCs w:val="20"/>
         </w:rPr>
-        <w:t xml:space="preserve">Three model cards, the training-discipline panel, the iteration timeline.   ·   3:41 – 5:41   ·   261 words</w:t>
+        <w:t xml:space="preserve">Three model cards, the training-discipline panel, the iteration timeline.   ·   3:41 – 5:42   ·   262 words</w:t>
       </w:r>
     </w:p>
     <w:p>
@@ -1291,16 +1291,16 @@
           <w:sz w:val="25"/>
           <w:szCs w:val="25"/>
         </w:rPr>
-        <w:t xml:space="preserve">; done honestly, </w:t>
-      </w:r>
-      <w:r>
-        <w:rPr>
-          <w:b/>
-          <w:bCs/>
-          <w:sz w:val="25"/>
-          <w:szCs w:val="25"/>
-        </w:rPr>
-        <w:t xml:space="preserve">0.603</w:t>
+        <w:t xml:space="preserve">; done honestly, about </w:t>
+      </w:r>
+      <w:r>
+        <w:rPr>
+          <w:b/>
+          <w:bCs/>
+          <w:sz w:val="25"/>
+          <w:szCs w:val="25"/>
+        </w:rPr>
+        <w:t xml:space="preserve">0.60</w:t>
       </w:r>
       <w:r>
         <w:rPr>
@@ -1446,7 +1446,7 @@
           <w:sz w:val="20"/>
           <w:szCs w:val="20"/>
         </w:rPr>
-        <w:t xml:space="preserve">ROC curve, confusion matrix, feature importance, metric tiles, survival table.   ·   5:41 – 7:14   ·   200 words</w:t>
+        <w:t xml:space="preserve">ROC curve, confusion matrix, feature importance, metric tiles, survival table.   ·   5:42 – 7:15   ·   200 words</w:t>
       </w:r>
     </w:p>
     <w:p>
@@ -1761,7 +1761,7 @@
           <w:sz w:val="20"/>
           <w:szCs w:val="20"/>
         </w:rPr>
-        <w:t xml:space="preserve">Policy value chart, the correlation table, the four stat cards.   ·   7:14 – 9:41   ·   321 words</w:t>
+        <w:t xml:space="preserve">Policy value chart, the correlation table, the four stat cards.   ·   7:15 – 9:41   ·   321 words</w:t>
       </w:r>
     </w:p>
     <w:p>
@@ -2112,7 +2112,7 @@
           <w:sz w:val="20"/>
           <w:szCs w:val="20"/>
         </w:rPr>
-        <w:t xml:space="preserve">Dashboard and report screenshots, terminal output, code, engineering chips.   ·   9:41 – 11:17   ·   208 words</w:t>
+        <w:t xml:space="preserve">Dashboard and report screenshots, terminal output, code, engineering chips.   ·   9:41 – 11:18   ·   208 words</w:t>
       </w:r>
     </w:p>
     <w:p>
@@ -2283,7 +2283,7 @@
           <w:sz w:val="20"/>
           <w:szCs w:val="20"/>
         </w:rPr>
-        <w:t xml:space="preserve">Three takeaways, production readiness, next steps, references and DOIs.   ·   11:17 – 12:51   ·   201 words</w:t>
+        <w:t xml:space="preserve">Three takeaways, production readiness, next steps, references and DOIs.   ·   11:18 – 12:51   ·   201 words</w:t>
       </w:r>
     </w:p>
     <w:p>
@@ -2511,7 +2511,7 @@
           <w:b w:val="false"/>
           <w:bCs w:val="false"/>
         </w:rPr>
-        <w:t xml:space="preserve"> after slide 4, add the leakage figure (0.954 against 0.603) and what caused it; after slide 6, add the offer-ladder result and why choosing the offer beats choosing the customer; on slide 7, run the demo live.</w:t>
+        <w:t xml:space="preserve"> after slide 4, add the leakage figure (0.954 against about 0.60) and what caused it; after slide 6, add the offer-ladder result and why choosing the offer beats choosing the customer; on slide 7, run the demo live.</w:t>
       </w:r>
     </w:p>
     <w:p>
@@ -2922,7 +2922,7 @@
                 <w:b w:val="false"/>
                 <w:bCs w:val="false"/>
               </w:rPr>
-              <w:t xml:space="preserve">0.603 vs 0.954</w:t>
+              <w:t xml:space="preserve">≈0.60 vs 0.954</w:t>
             </w:r>
           </w:p>
         </w:tc>
@@ -5188,7 +5188,7 @@
           <w:b w:val="false"/>
           <w:bCs w:val="false"/>
         </w:rPr>
-        <w:t xml:space="preserve">Every fact carries an occurrence time and an availability time, and features read only what was available at the decision point. There is an automated leakage suite in CI, including canary injection. Without it, the same model scores AUC 0.954 instead of 0.603.</w:t>
+        <w:t xml:space="preserve">Every fact carries an occurrence time and an availability time, and features read only what was available at the decision point. There is an automated leakage suite in CI, including canary injection. Without it, the same model scores AUC 0.954 instead of about 0.60. One command proves it live: `python -m retainiq.experiments.leakage_penalty` prints 0.606 filtered correctly, 0.615 ignoring availability lag, and 0.954 with no filter.</w:t>
       </w:r>
     </w:p>
     <w:p>
@@ -6256,7 +6256,7 @@
           <w:b w:val="false"/>
           <w:bCs w:val="false"/>
         </w:rPr>
-        <w:t xml:space="preserve">Overfitting is learning noise in the training data; leakage is training on information that would not have been available at prediction time. Leakage inflated our AUC from 0.603 to 0.954.</w:t>
+        <w:t xml:space="preserve">Overfitting is learning noise in the training data; leakage is training on information that would not have been available at prediction time. Leakage inflated our AUC from about 0.60 to 0.954.</w:t>
       </w:r>
     </w:p>
     <w:p>
@@ -6896,7 +6896,7 @@
                 <w:b w:val="false"/>
                 <w:bCs w:val="false"/>
               </w:rPr>
-              <w:t xml:space="preserve">0.603 honest against 0.954 leaked. Value-at-risk and churn-risk top deciles overlap by only 21%.</w:t>
+              <w:t xml:space="preserve">≈0.60 honest against 0.954 leaked (the paper reports 0.603 for its configuration). Value-at-risk and churn-risk top deciles overlap by only 21%.</w:t>
             </w:r>
           </w:p>
         </w:tc>

--- a/presentation/RetainIQ_Panel_Speech_and_QA.docx
+++ b/presentation/RetainIQ_Panel_Speech_and_QA.docx
@@ -196,7 +196,7 @@
                 <w:b w:val="false"/>
                 <w:bCs w:val="false"/>
               </w:rPr>
-              <w:t xml:space="preserve">About 13 minutes of speech across 8 slides, then questions. A shorter cut and a longer expansion are marked in Section 2.</w:t>
+              <w:t xml:space="preserve">About 14 minutes of speech across 8 slides, then questions. A shorter cut and a longer expansion are marked in Section 2.</w:t>
             </w:r>
           </w:p>
         </w:tc>
@@ -1057,16 +1057,16 @@
           <w:sz w:val="25"/>
           <w:szCs w:val="25"/>
         </w:rPr>
-        <w:t xml:space="preserve">four real randomised experiments</w:t>
-      </w:r>
-      <w:r>
-        <w:rPr>
-          <w:b w:val="false"/>
-          <w:bCs w:val="false"/>
-          <w:sz w:val="25"/>
-          <w:szCs w:val="25"/>
-        </w:rPr>
-        <w:t xml:space="preserve"> — Hillstrom with 64,000 customers, Criteo with 14 million, Lenta with 687,000, and the Telco and GBSG2 datasets for survival — plus our own simulator, SubSim. The simulator exists for one reason: real data never contains the counterfactual. You see what happened to the customer you treated, never what would have happened if you had left them alone. SubSim generates both, so a model can be scored against </w:t>
+        <w:t xml:space="preserve">three public randomised experiments</w:t>
+      </w:r>
+      <w:r>
+        <w:rPr>
+          <w:b w:val="false"/>
+          <w:bCs w:val="false"/>
+          <w:sz w:val="25"/>
+          <w:szCs w:val="25"/>
+        </w:rPr>
+        <w:t xml:space="preserve"> — Hillstrom with 64,000 customers, Criteo with 14 million and Lenta with 687,000 — the Telco and GBSG2 datasets for survival, and our own simulator, SubSim. The simulator exists for one reason: real data never contains the counterfactual. You see what happened to the customer you treated, never what would have happened if you had left them alone. SubSim generates both, so a model can be scored against </w:t>
       </w:r>
       <w:r>
         <w:rPr>
@@ -1167,7 +1167,7 @@
           <w:sz w:val="20"/>
           <w:szCs w:val="20"/>
         </w:rPr>
-        <w:t xml:space="preserve">Three model cards, the training-discipline panel, the iteration timeline.   ·   3:41 – 5:42   ·   262 words</w:t>
+        <w:t xml:space="preserve">Three model cards, the training-discipline panel, the iteration timeline.   ·   3:41 – 5:53   ·   287 words</w:t>
       </w:r>
     </w:p>
     <w:p>
@@ -1228,7 +1228,7 @@
           <w:sz w:val="25"/>
           <w:szCs w:val="25"/>
         </w:rPr>
-        <w:t xml:space="preserve">Third, and this is the actual contribution, the decision.</w:t>
+        <w:t xml:space="preserve">Third, the decision.</w:t>
       </w:r>
       <w:r>
         <w:rPr>
@@ -1273,7 +1273,7 @@
           <w:sz w:val="25"/>
           <w:szCs w:val="25"/>
         </w:rPr>
-        <w:t xml:space="preserve"> — it recommends doing nothing, which is a valid answer. On the right is the discipline that makes the numbers trustworthy: strictly temporal splits, splitting by customer and never by row, and a leakage audit. That audit matters: with leaky features our churn model scores </w:t>
+        <w:t xml:space="preserve"> — it recommends doing nothing, which is a valid answer. Deciding on expected profit is established practice, from Lemmens and Gupta in 2020. What we add is a test of whether such a rule holds up on a few hundred customers. On the right is the discipline that makes the numbers trustworthy: strictly temporal splits, splitting by customer and never by row, and a leakage audit. That audit matters: with leaky features our churn model scores </w:t>
       </w:r>
       <w:r>
         <w:rPr>
@@ -1446,7 +1446,7 @@
           <w:sz w:val="20"/>
           <w:szCs w:val="20"/>
         </w:rPr>
-        <w:t xml:space="preserve">ROC curve, confusion matrix, feature importance, metric tiles, survival table.   ·   5:42 – 7:15   ·   200 words</w:t>
+        <w:t xml:space="preserve">ROC curve, confusion matrix, feature importance, metric tiles, survival table.   ·   5:53 – 7:26   ·   200 words</w:t>
       </w:r>
     </w:p>
     <w:p>
@@ -1761,7 +1761,7 @@
           <w:sz w:val="20"/>
           <w:szCs w:val="20"/>
         </w:rPr>
-        <w:t xml:space="preserve">Policy value chart, the correlation table, the four stat cards.   ·   7:15 – 9:41   ·   321 words</w:t>
+        <w:t xml:space="preserve">Policy value chart, the correlation table, the four stat cards.   ·   7:26 – 10:16   ·   373 words</w:t>
       </w:r>
     </w:p>
     <w:p>
@@ -1777,7 +1777,7 @@
           <w:sz w:val="25"/>
           <w:szCs w:val="25"/>
         </w:rPr>
-        <w:t xml:space="preserve">Here is what those predictions are worth as decisions. Same budget, same 3,589 customers. Treating everyone loses </w:t>
+        <w:t xml:space="preserve">Here is what those predictions are worth as decisions. Same budget, same 3,589 simulated customers. Treating everyone loses </w:t>
       </w:r>
       <w:r>
         <w:rPr>
@@ -1885,16 +1885,34 @@
           <w:sz w:val="25"/>
           <w:szCs w:val="25"/>
         </w:rPr>
-        <w:t xml:space="preserve">. The table on the right is our main research contribution. Whether effect-based targeting pays is predicted by a single measurable quantity: the </w:t>
-      </w:r>
-      <w:r>
-        <w:rPr>
-          <w:b/>
-          <w:bCs/>
-          <w:sz w:val="25"/>
-          <w:szCs w:val="25"/>
-        </w:rPr>
-        <w:t xml:space="preserve">correlation between the estimated effect and the estimated risk</w:t>
+        <w:t xml:space="preserve">. The table on the right asks when effect-based targeting is worth the trouble. It uses the </w:t>
+      </w:r>
+      <w:r>
+        <w:rPr>
+          <w:b/>
+          <w:bCs/>
+          <w:sz w:val="25"/>
+          <w:szCs w:val="25"/>
+        </w:rPr>
+        <w:t xml:space="preserve">correlation between the effect of an offer and the customer's risk</w:t>
+      </w:r>
+      <w:r>
+        <w:rPr>
+          <w:b w:val="false"/>
+          <w:bCs w:val="false"/>
+          <w:sz w:val="25"/>
+          <w:szCs w:val="25"/>
+        </w:rPr>
+        <w:t xml:space="preserve">. That quantity is not our idea: Ascarza studied it in a simulation in 2018. What we did is </w:t>
+      </w:r>
+      <w:r>
+        <w:rPr>
+          <w:b/>
+          <w:bCs/>
+          <w:sz w:val="25"/>
+          <w:szCs w:val="25"/>
+        </w:rPr>
+        <w:t xml:space="preserve">measure it on public experiments</w:t>
       </w:r>
       <w:r>
         <w:rPr>
@@ -1921,7 +1939,7 @@
           <w:sz w:val="25"/>
           <w:szCs w:val="25"/>
         </w:rPr>
-        <w:t xml:space="preserve">. As the correlation falls, the advantage rises: +12.7%, +20.3%, and at a negative correlation, </w:t>
+        <w:t xml:space="preserve">. At lower correlations it does better, +12.7% and +20.3%, though those four rows are within noise of one another. Before obtaining the Lenta dataset we predicted where it would fall, and it landed there. The last row, </w:t>
       </w:r>
       <w:r>
         <w:rPr>
@@ -1939,7 +1957,25 @@
           <w:sz w:val="25"/>
           <w:szCs w:val="25"/>
         </w:rPr>
-        <w:t xml:space="preserve">. Subscription retention is the adversarial case. We tested this out of sample: before obtaining the Lenta dataset we predicted where it would fall, and it landed there. The four cards are the honest summary. At 500 customers, the best method beats random on </w:t>
+        <w:t xml:space="preserve">, is our simulator, and it is a different kind of number. The simulator is built to have a negative correlation, and that row uses its true effects, so it is a </w:t>
+      </w:r>
+      <w:r>
+        <w:rPr>
+          <w:b/>
+          <w:bCs/>
+          <w:sz w:val="25"/>
+          <w:szCs w:val="25"/>
+        </w:rPr>
+        <w:t xml:space="preserve">ceiling</w:t>
+      </w:r>
+      <w:r>
+        <w:rPr>
+          <w:b w:val="false"/>
+          <w:bCs w:val="false"/>
+          <w:sz w:val="25"/>
+          <w:szCs w:val="25"/>
+        </w:rPr>
+        <w:t xml:space="preserve">, not something we achieved. The four cards are the honest summary. At 500 customers, the best method beats random on </w:t>
       </w:r>
       <w:r>
         <w:rPr>
@@ -2054,7 +2090,7 @@
           <w:sz w:val="20"/>
           <w:szCs w:val="20"/>
         </w:rPr>
-        <w:t xml:space="preserve">Say “worse than random” slowly. Then move to the table without pausing for effect — the argument is the correlation, not the shock.</w:t>
+        <w:t xml:space="preserve">Say “worse than random” slowly. Then move to the table. Say that the last row is the simulator's ceiling before anyone asks.</w:t>
       </w:r>
     </w:p>
     <w:p>
@@ -2112,7 +2148,7 @@
           <w:sz w:val="20"/>
           <w:szCs w:val="20"/>
         </w:rPr>
-        <w:t xml:space="preserve">Dashboard and report screenshots, terminal output, code, engineering chips.   ·   9:41 – 11:18   ·   208 words</w:t>
+        <w:t xml:space="preserve">Dashboard and report screenshots, terminal output, code, engineering chips.   ·   10:16 – 11:52   ·   208 words</w:t>
       </w:r>
     </w:p>
     <w:p>
@@ -2191,7 +2227,7 @@
           <w:sz w:val="25"/>
           <w:szCs w:val="25"/>
         </w:rPr>
-        <w:t xml:space="preserve">467 automated tests</w:t>
+        <w:t xml:space="preserve">487 automated tests</w:t>
       </w:r>
       <w:r>
         <w:rPr>
@@ -2283,7 +2319,7 @@
           <w:sz w:val="20"/>
           <w:szCs w:val="20"/>
         </w:rPr>
-        <w:t xml:space="preserve">Three takeaways, production readiness, next steps, references and DOIs.   ·   11:18 – 12:51   ·   201 words</w:t>
+        <w:t xml:space="preserve">Three takeaways, production readiness, next steps, references and DOIs.   ·   11:52 – 13:31   ·   214 words</w:t>
       </w:r>
     </w:p>
     <w:p>
@@ -2326,16 +2362,16 @@
           <w:sz w:val="25"/>
           <w:szCs w:val="25"/>
         </w:rPr>
-        <w:t xml:space="preserve">one measurable number tells you in advance whether causal targeting is worth it</w:t>
-      </w:r>
-      <w:r>
-        <w:rPr>
-          <w:b w:val="false"/>
-          <w:bCs w:val="false"/>
-          <w:sz w:val="25"/>
-          <w:szCs w:val="25"/>
-        </w:rPr>
-        <w:t xml:space="preserve">, and we confirmed it on four real randomised trials. Third, at the scale of a small business, the binding limits are </w:t>
+        <w:t xml:space="preserve">causal targeting does not always pay</w:t>
+      </w:r>
+      <w:r>
+        <w:rPr>
+          <w:b w:val="false"/>
+          <w:bCs w:val="false"/>
+          <w:sz w:val="25"/>
+          <w:szCs w:val="25"/>
+        </w:rPr>
+        <w:t xml:space="preserve">: on public experiments where risk and responsiveness line up, a plain model did as well, and at 500 customers the best method beats random on three draws in four. Third, at the scale of a small business, the binding limits are </w:t>
       </w:r>
       <w:r>
         <w:rPr>
@@ -3372,7 +3408,7 @@
                 <w:b w:val="false"/>
                 <w:bCs w:val="false"/>
               </w:rPr>
-              <w:t xml:space="preserve">Causal criterion</w:t>
+              <w:t xml:space="preserve">Risk–lift correlation</w:t>
             </w:r>
           </w:p>
         </w:tc>
@@ -3403,7 +3439,7 @@
                 <w:b w:val="false"/>
                 <w:bCs w:val="false"/>
               </w:rPr>
-              <w:t xml:space="preserve">corr(τ, π) across 5 settings</w:t>
+              <w:t xml:space="preserve">Uplift's gain on 4 real settings; simulator ceiling</w:t>
             </w:r>
           </w:p>
         </w:tc>
@@ -3434,7 +3470,7 @@
                 <w:b w:val="false"/>
                 <w:bCs w:val="false"/>
               </w:rPr>
-              <w:t xml:space="preserve">−5.6% → +106.9%</w:t>
+              <w:t xml:space="preserve">−5.6% to +20.3%; ceiling +106.9%</w:t>
             </w:r>
           </w:p>
         </w:tc>
@@ -3465,7 +3501,7 @@
                 <w:b w:val="false"/>
                 <w:bCs w:val="false"/>
               </w:rPr>
-              <w:t xml:space="preserve">Met; out-of-sample prediction landed</w:t>
+              <w:t xml:space="preserve">Measured; prediction landed; idea is Ascarza's</w:t>
             </w:r>
           </w:p>
         </w:tc>
@@ -3591,7 +3627,7 @@
                 <w:b w:val="false"/>
                 <w:bCs w:val="false"/>
               </w:rPr>
-              <w:t xml:space="preserve">Met: the founding result, 6/6 seeds</w:t>
+              <w:t xml:space="preserve">Met in the simulator: the founding result, 6/6 seeds</w:t>
             </w:r>
           </w:p>
         </w:tc>
@@ -4329,7 +4365,7 @@
                 <w:b w:val="false"/>
                 <w:bCs w:val="false"/>
               </w:rPr>
-              <w:t xml:space="preserve">467, 4 gates, 3.11–3.13</w:t>
+              <w:t xml:space="preserve">487, 4 gates, 3.11–3.13</w:t>
             </w:r>
           </w:p>
         </w:tc>
@@ -4852,21 +4888,7 @@
           <w:b w:val="false"/>
           <w:bCs w:val="false"/>
         </w:rPr>
-        <w:t xml:space="preserve">Correct, and I say so in the paper — that is prior work and I do not claim it. My contribution is the </w:t>
-      </w:r>
-      <w:r>
-        <w:rPr>
-          <w:b/>
-          <w:bCs/>
-        </w:rPr>
-        <w:t xml:space="preserve">condition</w:t>
-      </w:r>
-      <w:r>
-        <w:rPr>
-          <w:b w:val="false"/>
-          <w:bCs w:val="false"/>
-        </w:rPr>
-        <w:t xml:space="preserve">: whether effect-based targeting pays is predicted by corr(τ, π), the correlation between the estimated effect and the estimated risk. I measured it across four real randomised trials and one simulator, it orders them monotonically, and I used it to make an out-of-sample prediction about the Lenta dataset before I obtained the data, which landed. The second contribution is the measurement floor: a business needs about 119,500 customers to detect the effect these offers deliver.</w:t>
+        <w:t xml:space="preserve">She showed more than that, and I claim none of it: that targeting by effect beats targeting by risk, that risk targeting raised churn in one of her two field experiments, and, in an appendix, that the correlation between risk and response explains when. Lemmens and Gupta added profit-based targeting in 2020. Three things are mine. First, small samples: she names pilot size as an open question, and on a real experiment I measured that at 500 customers the best method beats random on 75% of draws. Second, the measurement floor: a business needs about 119,500 customers to detect the effect these offers deliver. Third, I measured her correlation on three public experiments, found settings where an uplift model does no better than a plain one, and predicted where the Lenta dataset would fall before obtaining it.</w:t>
       </w:r>
     </w:p>
     <w:p>
@@ -4874,7 +4896,7 @@
         <w:pStyle w:val="Heading3"/>
       </w:pPr>
       <w:r>
-        <w:t xml:space="preserve">2. In one sentence, what does your system do?</w:t>
+        <w:t xml:space="preserve">2. Which published work is closest to yours, and how do you differ?</w:t>
       </w:r>
     </w:p>
     <w:p>
@@ -4886,6 +4908,82 @@
           <w:b w:val="false"/>
           <w:bCs w:val="false"/>
         </w:rPr>
+        <w:t xml:space="preserve">Four papers. </w:t>
+      </w:r>
+      <w:r>
+        <w:rPr>
+          <w:b/>
+          <w:bCs/>
+        </w:rPr>
+        <w:t xml:space="preserve">Ascarza (2018)</w:t>
+      </w:r>
+      <w:r>
+        <w:rPr>
+          <w:b w:val="false"/>
+          <w:bCs w:val="false"/>
+        </w:rPr>
+        <w:t xml:space="preserve">: two field experiments, 12,137 and 2,100 customers, with churn of 44% and 62%; targeting by effect beats targeting by risk. </w:t>
+      </w:r>
+      <w:r>
+        <w:rPr>
+          <w:b/>
+          <w:bCs/>
+        </w:rPr>
+        <w:t xml:space="preserve">Ascarza, Iyengar and Schleicher (2016)</w:t>
+      </w:r>
+      <w:r>
+        <w:rPr>
+          <w:b w:val="false"/>
+          <w:bCs w:val="false"/>
+        </w:rPr>
+        <w:t xml:space="preserve">: a retention call to 64,147 telecom customers raised churn from 6.4% to 10.0%. </w:t>
+      </w:r>
+      <w:r>
+        <w:rPr>
+          <w:b/>
+          <w:bCs/>
+        </w:rPr>
+        <w:t xml:space="preserve">Lemmens and Gupta (2020)</w:t>
+      </w:r>
+      <w:r>
+        <w:rPr>
+          <w:b w:val="false"/>
+          <w:bCs w:val="false"/>
+        </w:rPr>
+        <w:t xml:space="preserve">: target on expected profit and choose the campaign size on held-out data. </w:t>
+      </w:r>
+      <w:r>
+        <w:rPr>
+          <w:b/>
+          <w:bCs/>
+        </w:rPr>
+        <w:t xml:space="preserve">Devriendt, Berrevoets and Verbeke (2021)</w:t>
+      </w:r>
+      <w:r>
+        <w:rPr>
+          <w:b w:val="false"/>
+          <w:bCs w:val="false"/>
+        </w:rPr>
+        <w:t xml:space="preserve">: uplift against churn models on 200,903 bank customers. They work with thousands of customers and high churn or large effects. I ask what happens at a few hundred customers, 3% monthly churn and a one-point effect. One gap I state myself: Lemmens and Gupta's method is not yet a baseline in my experiments.</w:t>
+      </w:r>
+    </w:p>
+    <w:p>
+      <w:pPr>
+        <w:pStyle w:val="Heading3"/>
+      </w:pPr>
+      <w:r>
+        <w:t xml:space="preserve">3. In one sentence, what does your system do?</w:t>
+      </w:r>
+    </w:p>
+    <w:p>
+      <w:pPr>
+        <w:spacing w:after="150"/>
+      </w:pPr>
+      <w:r>
+        <w:rPr>
+          <w:b w:val="false"/>
+          <w:bCs w:val="false"/>
+        </w:rPr>
         <w:t xml:space="preserve">It decides which customers are worth spending retention money on, prices that decision in rupees with an explicit uncertainty, and declines to act when the evidence is too thin.</w:t>
       </w:r>
     </w:p>
@@ -4894,7 +4992,7 @@
         <w:pStyle w:val="Heading3"/>
       </w:pPr>
       <w:r>
-        <w:t xml:space="preserve">3. Why not just use a churn prediction model, like everyone else?</w:t>
+        <w:t xml:space="preserve">4. Why not just use a churn prediction model, like everyone else?</w:t>
       </w:r>
     </w:p>
     <w:p>
@@ -4914,7 +5012,7 @@
         <w:pStyle w:val="Heading3"/>
       </w:pPr>
       <w:r>
-        <w:t xml:space="preserve">4. What are your accuracy numbers?</w:t>
+        <w:t xml:space="preserve">5. What are your accuracy numbers?</w:t>
       </w:r>
     </w:p>
     <w:p>
@@ -4934,7 +5032,7 @@
         <w:pStyle w:val="Heading3"/>
       </w:pPr>
       <w:r>
-        <w:t xml:space="preserve">5. Did you beat the state of the art?</w:t>
+        <w:t xml:space="preserve">6. Did you beat the state of the art?</w:t>
       </w:r>
     </w:p>
     <w:p>
@@ -4954,7 +5052,7 @@
         <w:pStyle w:val="Heading3"/>
       </w:pPr>
       <w:r>
-        <w:t xml:space="preserve">6. What is your dataset?</w:t>
+        <w:t xml:space="preserve">7. What is your dataset?</w:t>
       </w:r>
     </w:p>
     <w:p>
@@ -4966,7 +5064,7 @@
           <w:b w:val="false"/>
           <w:bCs w:val="false"/>
         </w:rPr>
-        <w:t xml:space="preserve">Four real randomised trials — Hillstrom 64,000 customers, Criteo-UPLIFT 14 million, Lenta 687,000, plus Telco 7,043 and GBSG2 686 for survival — and SubSim, our own calibrated simulator. Only the simulator has individual ground-truth treatment effects, which is why it exists.</w:t>
+        <w:t xml:space="preserve">Three public randomised experiments — Hillstrom 64,000 customers, Criteo-UPLIFT 14 million, Lenta 687,000 — two public survival datasets, Telco 7,043 and GBSG2 686, and SubSim, our own calibrated simulator. Only the simulator has individual ground-truth treatment effects, which is why it exists.</w:t>
       </w:r>
     </w:p>
     <w:p>
@@ -4974,7 +5072,7 @@
         <w:pStyle w:val="Heading3"/>
       </w:pPr>
       <w:r>
-        <w:t xml:space="preserve">7. Is this simulated data? Then how is it valid?</w:t>
+        <w:t xml:space="preserve">8. Is this simulated data? Then how is it valid?</w:t>
       </w:r>
     </w:p>
     <w:p>
@@ -4986,21 +5084,21 @@
           <w:b w:val="false"/>
           <w:bCs w:val="false"/>
         </w:rPr>
-        <w:t xml:space="preserve">The decision-layer results are simulated, and I label them as such throughout. The simulator's calibration is enforced in continuous integration against published benchmarks. The correlation criterion, which is the main contribution, is measured on </w:t>
-      </w:r>
-      <w:r>
-        <w:rPr>
-          <w:b/>
-          <w:bCs/>
-        </w:rPr>
-        <w:t xml:space="preserve">real randomised experiments</w:t>
-      </w:r>
-      <w:r>
-        <w:rPr>
-          <w:b w:val="false"/>
-          <w:bCs w:val="false"/>
-        </w:rPr>
-        <w:t xml:space="preserve">, not on the simulator.</w:t>
+        <w:t xml:space="preserve">The decision-layer results are simulated, and I label them as such throughout. The simulator's calibration is enforced in continuous integration against published benchmarks. The small-sample result, 75% at 500 customers, comes from a </w:t>
+      </w:r>
+      <w:r>
+        <w:rPr>
+          <w:b/>
+          <w:bCs/>
+        </w:rPr>
+        <w:t xml:space="preserve">real randomised experiment</w:t>
+      </w:r>
+      <w:r>
+        <w:rPr>
+          <w:b w:val="false"/>
+          <w:bCs w:val="false"/>
+        </w:rPr>
+        <w:t xml:space="preserve">, and so do four of the five rows in the correlation table. The fifth row is the simulator, and it is a ceiling.</w:t>
       </w:r>
     </w:p>
     <w:p>
@@ -5008,7 +5106,7 @@
         <w:pStyle w:val="Heading3"/>
       </w:pPr>
       <w:r>
-        <w:t xml:space="preserve">8. How much of this did you build yourself?</w:t>
+        <w:t xml:space="preserve">9. How much of this did you build yourself?</w:t>
       </w:r>
     </w:p>
     <w:p>
@@ -5020,7 +5118,21 @@
           <w:b w:val="false"/>
           <w:bCs w:val="false"/>
         </w:rPr>
-        <w:t xml:space="preserve">The design, the experiments, the decisions and the verification are mine, and every one is logged with its reasoning in a decision log of 67 entries. I used AI-assisted programming tools for parts of the implementation, under my direction, and the paper declares that explicitly. Every number in the paper was reproduced from the released code before submission.</w:t>
+        <w:t xml:space="preserve"/>
+      </w:r>
+      <w:r>
+        <w:rPr>
+          <w:b/>
+          <w:bCs/>
+        </w:rPr>
+        <w:t xml:space="preserve">Write this answer yourself before the panel, and say it in your own words.</w:t>
+      </w:r>
+      <w:r>
+        <w:rPr>
+          <w:b w:val="false"/>
+          <w:bCs w:val="false"/>
+        </w:rPr>
+        <w:t xml:space="preserve"> It has to be accurate about what the AI assistant did and what you did, because the panel can ask you to open any file and explain it. Say plainly which parts an AI tool wrote or drafted, which decisions were yours, and what you can reproduce and explain unaided. Do not use a line you could not back up if asked to demonstrate it.</w:t>
       </w:r>
     </w:p>
     <w:p>
@@ -5028,7 +5140,7 @@
         <w:pStyle w:val="Heading3"/>
       </w:pPr>
       <w:r>
-        <w:t xml:space="preserve">9. Where is it published?</w:t>
+        <w:t xml:space="preserve">10. Where is it published?</w:t>
       </w:r>
     </w:p>
     <w:p>
@@ -5048,7 +5160,7 @@
         <w:pStyle w:val="Heading3"/>
       </w:pPr>
       <w:r>
-        <w:t xml:space="preserve">10. What is the practical use for a business?</w:t>
+        <w:t xml:space="preserve">11. What is the practical use for a business?</w:t>
       </w:r>
     </w:p>
     <w:p>
@@ -5322,7 +5434,7 @@
           <w:b w:val="false"/>
           <w:bCs w:val="false"/>
         </w:rPr>
-        <w:t xml:space="preserve">Derive the correlation criterion analytically rather than only measuring it, and run a real pilot. The derivation is the single change that would most raise the paper's level.</w:t>
+        <w:t xml:space="preserve">Read the prior work in full before building, which would have changed what I claimed. Then three things: add Lemmens and Gupta's method as a baseline, re-measure the correlation over many splits with an interval, and run a real pilot.</w:t>
       </w:r>
     </w:p>
     <w:p>
@@ -5470,7 +5582,7 @@
           <w:b w:val="false"/>
           <w:bCs w:val="false"/>
         </w:rPr>
-        <w:t xml:space="preserve">Because those are advertising and retail promotions, where the effect and the risk correlate positively. The condition for harm is negative correlation, which is a property of subscription retention. That is the scoping, and it is why the correlation criterion is the contribution rather than the shock result.</w:t>
+        <w:t xml:space="preserve">Because those are an email promotion, an advertising campaign and a retail promotion, where the effect and the propensity move together. Harm needs them to pull apart. In my simulator that is built in. For real subscription businesses the evidence is other people's: Ascarza's 2018 experiment, where targeting the riskiest customers raised churn, and the 2016 telecom experiment, where a retention call raised churn from 6.4% to 10.0%. I have no retention experiment of my own, and I say so.</w:t>
       </w:r>
     </w:p>
     <w:p>
@@ -5478,7 +5590,7 @@
         <w:pStyle w:val="Heading3"/>
       </w:pPr>
       <w:r>
-        <w:t xml:space="preserve">8. What is the effect size you are targeting, in business terms?</w:t>
+        <w:t xml:space="preserve">8. Your last row is +106.9% and the others are under 21%. Is that real?</w:t>
       </w:r>
     </w:p>
     <w:p>
@@ -5490,6 +5602,26 @@
           <w:b w:val="false"/>
           <w:bCs w:val="false"/>
         </w:rPr>
+        <w:t xml:space="preserve">It is real for the simulator and it is not comparable with the rows above it. Those four compare two fitted models on a real experiment. The simulator row compares an oracle, which knows each customer's true effect, with a churn score, on a simulator I configured to have a negative correlation. So it is the most that could be gained there, not what a fitted model gains. The figure in the repository draws it as a hollow point for that reason. A like-for-like simulator row is one of the checks I still owe.</w:t>
+      </w:r>
+    </w:p>
+    <w:p>
+      <w:pPr>
+        <w:pStyle w:val="Heading3"/>
+      </w:pPr>
+      <w:r>
+        <w:t xml:space="preserve">9. What is the effect size you are targeting, in business terms?</w:t>
+      </w:r>
+    </w:p>
+    <w:p>
+      <w:pPr>
+        <w:spacing w:after="150"/>
+      </w:pPr>
+      <w:r>
+        <w:rPr>
+          <w:b w:val="false"/>
+          <w:bCs w:val="false"/>
+        </w:rPr>
         <w:t xml:space="preserve">About one percentage point of retention per month on the treated group. Small, which is exactly why measurement is the binding constraint.</w:t>
       </w:r>
     </w:p>
@@ -5498,7 +5630,7 @@
         <w:pStyle w:val="Heading3"/>
       </w:pPr>
       <w:r>
-        <w:t xml:space="preserve">9. Were any results discarded?</w:t>
+        <w:t xml:space="preserve">10. Were any results discarded?</w:t>
       </w:r>
     </w:p>
     <w:p>
@@ -5518,7 +5650,7 @@
         <w:pStyle w:val="Heading3"/>
       </w:pPr>
       <w:r>
-        <w:t xml:space="preserve">10. What was the units error, and how did it survive the tests?</w:t>
+        <w:t xml:space="preserve">11. What was the units error, and how did it survive the tests?</w:t>
       </w:r>
     </w:p>
     <w:p>
@@ -5578,7 +5710,7 @@
           <w:b w:val="false"/>
           <w:bCs w:val="false"/>
         </w:rPr>
-        <w:t xml:space="preserve">467 automated tests across 22 files, including edge cases, fairness checks and a leakage suite. CI runs four gates on every push: the test suite on three Python versions, the calibration gates, the leakage gate, and the founding experiment. If the founding claim ever stops holding, the build fails.</w:t>
+        <w:t xml:space="preserve">487 automated tests across 23 files, including edge cases, fairness checks and a leakage suite. CI runs four gates on every push: the test suite on three Python versions, the calibration gates, the leakage gate, and the founding experiment. If the founding claim ever stops holding, the build fails.</w:t>
       </w:r>
     </w:p>
     <w:p>
@@ -5968,7 +6100,7 @@
           <w:b w:val="false"/>
           <w:bCs w:val="false"/>
         </w:rPr>
-        <w:t xml:space="preserve">The correlation criterion is original, it is measured across five settings, and it made a correct out-of-sample prediction before the data was seen. The measurement floor result is original. The simulator with exact counterfactuals is released as a dataset because no public dataset provides it.</w:t>
+        <w:t xml:space="preserve">Three things are original. The small-sample result: on a real experiment, at 500 customers the best method beats random on 75% of draws, and pilot size is a question the literature leaves open. The measurement floor: about 119,500 customers to detect the delivered effect. And the simulator with exact counterfactuals, released as a dataset because no public dataset provides one. The correlation itself is Ascarza's. I measured it; I did not invent it.</w:t>
       </w:r>
     </w:p>
     <w:p>
@@ -5988,7 +6120,21 @@
           <w:b w:val="false"/>
           <w:bCs w:val="false"/>
         </w:rPr>
-        <w:t xml:space="preserve">AI tools assisted with implementation under my direction, and the paper declares it. What is mine is the problem framing, the experimental design, every decision in a 67-entry log, the pre-registrations, and finding my own units error. I can walk you through any file or any decision and explain why it is that way.</w:t>
+        <w:t xml:space="preserve"/>
+      </w:r>
+      <w:r>
+        <w:rPr>
+          <w:b/>
+          <w:bCs/>
+        </w:rPr>
+        <w:t xml:space="preserve">Write this answer yourself before the panel, and say it in your own words.</w:t>
+      </w:r>
+      <w:r>
+        <w:rPr>
+          <w:b w:val="false"/>
+          <w:bCs w:val="false"/>
+        </w:rPr>
+        <w:t xml:space="preserve"> It has to be accurate about what the AI assistant did and what you did, because the panel can ask you to open any file and explain it. Say plainly which parts an AI tool wrote or drafted, which decisions were yours, and what you can reproduce and explain unaided. Do not use a line you could not back up if asked to demonstrate it.</w:t>
       </w:r>
     </w:p>
     <w:p>
@@ -6008,7 +6154,7 @@
           <w:b w:val="false"/>
           <w:bCs w:val="false"/>
         </w:rPr>
-        <w:t xml:space="preserve">You should not accept them alone, and I do not ask you to. The central claim is measured on four real randomised trials. The simulator is only used where real data cannot help: nowhere on earth is there a dataset that contains both outcomes for the same customer.</w:t>
+        <w:t xml:space="preserve">You should not accept them alone, and I do not ask you to. The small-sample result and four of the five correlation rows come from three public randomised experiments. The simulator is used where real data cannot help: no dataset contains both outcomes for the same customer. Anything that rests on the simulator alone, including the worse-than-random result, I label as simulated.</w:t>
       </w:r>
     </w:p>
     <w:p>
@@ -6597,7 +6743,7 @@
                 <w:b w:val="false"/>
                 <w:bCs w:val="false"/>
               </w:rPr>
-              <w:t xml:space="preserve">Correlation criterion</w:t>
+              <w:t xml:space="preserve">Risk–lift correlation</w:t>
             </w:r>
           </w:p>
         </w:tc>
@@ -6628,7 +6774,7 @@
                 <w:b w:val="false"/>
                 <w:bCs w:val="false"/>
               </w:rPr>
-              <w:t xml:space="preserve">Hillstrom men +0.69 → −5.6% · Criteo +0.58 → +0.6% · Hillstrom women +0.19 → +12.7% · Lenta +0.17 → +20.3% · SubSim −0.19 → +106.9%.</w:t>
+              <w:t xml:space="preserve">Fitted models, one split, within noise of each other: Hillstrom men +0.69 → −5.6% · Criteo +0.58 → +0.6% · Hillstrom women +0.19 → +12.7% · Lenta +0.17 → +20.3%. Simulator, oracle on true effects, a ceiling: SubSim −0.19 → +106.9%.</w:t>
             </w:r>
           </w:p>
         </w:tc>
@@ -6664,7 +6810,7 @@
                 <w:b w:val="false"/>
                 <w:bCs w:val="false"/>
               </w:rPr>
-              <w:t xml:space="preserve">Survival</w:t>
+              <w:t xml:space="preserve">Prior work</w:t>
             </w:r>
           </w:p>
         </w:tc>
@@ -6694,7 +6840,7 @@
                 <w:b w:val="false"/>
                 <w:bCs w:val="false"/>
               </w:rPr>
-              <w:t xml:space="preserve">Telco IBS: ours 0.0824 · DeepSurv 0.0825 · Cox 0.0914 · RSF 0.0964 · Kaplan–Meier 0.1823. C-index 0.865. GBSG2: ours 0.1867, loses as predicted.</w:t>
+              <w:t xml:space="preserve">Ascarza 2018: 12,137 and 2,100 customers; at 40% targeted, risk targeting raised churn 4.4 points in one study; appendix simulates the correlation. Ascarza, Iyengar &amp; Schleicher 2016: 64,147 customers, churn 6.4% → 10.0%. Lemmens &amp; Gupta 2020: profit-based targeting. Devriendt et al. 2021: 200,903 bank customers.</w:t>
             </w:r>
           </w:p>
         </w:tc>
@@ -6731,7 +6877,7 @@
                 <w:b w:val="false"/>
                 <w:bCs w:val="false"/>
               </w:rPr>
-              <w:t xml:space="preserve">Reliability and gates</w:t>
+              <w:t xml:space="preserve">Survival</w:t>
             </w:r>
           </w:p>
         </w:tc>
@@ -6762,7 +6908,7 @@
                 <w:b w:val="false"/>
                 <w:bCs w:val="false"/>
               </w:rPr>
-              <w:t xml:space="preserve">75% of draws beat random at n = 500 · abstention beats ranking on 93% · optimiser 58%, CI 42–72% · break-even effect 0.040 vs delivered 0.010 · an oracle treats 5.8%.</w:t>
+              <w:t xml:space="preserve">Telco IBS: ours 0.0824 · DeepSurv 0.0825 · Cox 0.0914 · RSF 0.0964 · Kaplan–Meier 0.1823. C-index 0.865. GBSG2: ours 0.1867, loses as predicted.</w:t>
             </w:r>
           </w:p>
         </w:tc>
@@ -6798,7 +6944,7 @@
                 <w:b w:val="false"/>
                 <w:bCs w:val="false"/>
               </w:rPr>
-              <w:t xml:space="preserve">Measurement</w:t>
+              <w:t xml:space="preserve">Reliability and gates</w:t>
             </w:r>
           </w:p>
         </w:tc>
@@ -6828,7 +6974,7 @@
                 <w:b w:val="false"/>
                 <w:bCs w:val="false"/>
               </w:rPr>
-              <w:t xml:space="preserve">Bias ≈ 0, coverage 88–98% · MDE at 10,000 customers 0.0374 vs delivered 0.0108 · ≈119,500 customers needed · campaigns looked significant on 0–10% of runs.</w:t>
+              <w:t xml:space="preserve">75% of draws beat random at n = 500 · abstention beats ranking on 93% · optimiser 58%, CI 42–72% · break-even effect 0.040 vs delivered 0.010 · an oracle treats 5.8%.</w:t>
             </w:r>
           </w:p>
         </w:tc>
@@ -6865,7 +7011,7 @@
                 <w:b w:val="false"/>
                 <w:bCs w:val="false"/>
               </w:rPr>
-              <w:t xml:space="preserve">Leakage</w:t>
+              <w:t xml:space="preserve">Measurement</w:t>
             </w:r>
           </w:p>
         </w:tc>
@@ -6896,7 +7042,7 @@
                 <w:b w:val="false"/>
                 <w:bCs w:val="false"/>
               </w:rPr>
-              <w:t xml:space="preserve">≈0.60 honest against 0.954 leaked (the paper reports 0.603 for its configuration). Value-at-risk and churn-risk top deciles overlap by only 21%.</w:t>
+              <w:t xml:space="preserve">Bias ≈ 0, coverage 88–98% · MDE at 10,000 customers 0.0374 vs delivered 0.0108 · ≈119,500 customers needed · campaigns looked significant on 0–10% of runs.</w:t>
             </w:r>
           </w:p>
         </w:tc>
@@ -6932,7 +7078,7 @@
                 <w:b w:val="false"/>
                 <w:bCs w:val="false"/>
               </w:rPr>
-              <w:t xml:space="preserve">Engineering</w:t>
+              <w:t xml:space="preserve">Leakage</w:t>
             </w:r>
           </w:p>
         </w:tc>
@@ -6962,7 +7108,7 @@
                 <w:b w:val="false"/>
                 <w:bCs w:val="false"/>
               </w:rPr>
-              <w:t xml:space="preserve">467 tests, 22 files · 4 CI gates · Python 3.11–3.13 · 67 logged decisions · Apache 2.0.</w:t>
+              <w:t xml:space="preserve">≈0.60 honest against 0.954 leaked (the paper reports 0.603 for its configuration). Value-at-risk and churn-risk top deciles overlap by only 21%.</w:t>
             </w:r>
           </w:p>
         </w:tc>
@@ -6999,7 +7145,7 @@
                 <w:b w:val="false"/>
                 <w:bCs w:val="false"/>
               </w:rPr>
-              <w:t xml:space="preserve">Outputs</w:t>
+              <w:t xml:space="preserve">Engineering</w:t>
             </w:r>
           </w:p>
         </w:tc>
@@ -7030,7 +7176,7 @@
                 <w:b w:val="false"/>
                 <w:bCs w:val="false"/>
               </w:rPr>
-              <w:t xml:space="preserve">Paper: ~7,500 words, 12 tables, 5 figures, 27 references. DOIs: paper 10.5281/zenodo.22009470 · software 10.5281/zenodo.22025879 · data 10.5281/zenodo.22025123.</w:t>
+              <w:t xml:space="preserve">487 tests, 23 files · 4 CI gates · Python 3.11–3.13 · 68 logged decisions · Apache 2.0.</w:t>
             </w:r>
           </w:p>
         </w:tc>
@@ -7066,6 +7212,73 @@
                 <w:b w:val="false"/>
                 <w:bCs w:val="false"/>
               </w:rPr>
+              <w:t xml:space="preserve">Outputs</w:t>
+            </w:r>
+          </w:p>
+        </w:tc>
+        <w:tc>
+          <w:tcPr>
+            <w:tcW w:type="dxa" w:w="6438"/>
+            <w:tcBorders>
+              <w:top w:val="single" w:color="D5DDE5" w:sz="4"/>
+              <w:left w:val="single" w:color="D5DDE5" w:sz="4"/>
+              <w:bottom w:val="single" w:color="D5DDE5" w:sz="4"/>
+              <w:right w:val="single" w:color="D5DDE5" w:sz="4"/>
+            </w:tcBorders>
+            <w:tcMar>
+              <w:top w:type="dxa" w:w="80"/>
+              <w:left w:type="dxa" w:w="110"/>
+              <w:bottom w:type="dxa" w:w="80"/>
+              <w:right w:type="dxa" w:w="110"/>
+            </w:tcMar>
+            <w:vAlign w:val="top"/>
+          </w:tcPr>
+          <w:p>
+            <w:pPr>
+              <w:spacing w:after="0"/>
+            </w:pPr>
+            <w:r>
+              <w:rPr>
+                <w:b w:val="false"/>
+                <w:bCs w:val="false"/>
+              </w:rPr>
+              <w:t xml:space="preserve">Paper: ~7,500 words, 12 tables, 5 figures, 27 references. DOIs: paper 10.5281/zenodo.22009470 · software 10.5281/zenodo.22025879 · data 10.5281/zenodo.22025123.</w:t>
+            </w:r>
+          </w:p>
+        </w:tc>
+      </w:tr>
+      <w:tr>
+        <w:trPr>
+          <w:cantSplit/>
+          <w:tblHeader w:val="false"/>
+        </w:trPr>
+        <w:tc>
+          <w:tcPr>
+            <w:tcW w:type="dxa" w:w="3200"/>
+            <w:tcBorders>
+              <w:top w:val="single" w:color="D5DDE5" w:sz="4"/>
+              <w:left w:val="single" w:color="D5DDE5" w:sz="4"/>
+              <w:bottom w:val="single" w:color="D5DDE5" w:sz="4"/>
+              <w:right w:val="single" w:color="D5DDE5" w:sz="4"/>
+            </w:tcBorders>
+            <w:shd w:fill="F2F5F8" w:color="auto" w:val="clear"/>
+            <w:tcMar>
+              <w:top w:type="dxa" w:w="80"/>
+              <w:left w:type="dxa" w:w="110"/>
+              <w:bottom w:type="dxa" w:w="80"/>
+              <w:right w:type="dxa" w:w="110"/>
+            </w:tcMar>
+            <w:vAlign w:val="top"/>
+          </w:tcPr>
+          <w:p>
+            <w:pPr>
+              <w:spacing w:after="0"/>
+            </w:pPr>
+            <w:r>
+              <w:rPr>
+                <w:b w:val="false"/>
+                <w:bCs w:val="false"/>
+              </w:rPr>
               <w:t xml:space="preserve">Demo figures</w:t>
             </w:r>
           </w:p>
@@ -7079,6 +7292,7 @@
               <w:bottom w:val="single" w:color="D5DDE5" w:sz="4"/>
               <w:right w:val="single" w:color="D5DDE5" w:sz="4"/>
             </w:tcBorders>
+            <w:shd w:fill="F2F5F8" w:color="auto" w:val="clear"/>
             <w:tcMar>
               <w:top w:type="dxa" w:w="80"/>
               <w:left w:type="dxa" w:w="110"/>
@@ -7141,7 +7355,7 @@
           <w:b w:val="false"/>
           <w:bCs w:val="false"/>
         </w:rPr>
-        <w:t xml:space="preserve">Rehearse slide 6 alone until you can say “worse than random” without hesitating, and until the correlation table comes out as a story, not a list.</w:t>
+        <w:t xml:space="preserve">Rehearse slide 6 alone until you can say “worse than random” without hesitating, and until you can say, without looking, which rows of the correlation table are real experiments and which is the simulator's ceiling.</w:t>
       </w:r>
     </w:p>
     <w:p>

--- a/presentation/RetainIQ_Panel_Speech_and_QA.docx
+++ b/presentation/RetainIQ_Panel_Speech_and_QA.docx
@@ -2227,7 +2227,7 @@
           <w:sz w:val="25"/>
           <w:szCs w:val="25"/>
         </w:rPr>
-        <w:t xml:space="preserve">487 automated tests</w:t>
+        <w:t xml:space="preserve">558 automated tests</w:t>
       </w:r>
       <w:r>
         <w:rPr>
@@ -4365,7 +4365,7 @@
                 <w:b w:val="false"/>
                 <w:bCs w:val="false"/>
               </w:rPr>
-              <w:t xml:space="preserve">487, 4 gates, 3.11–3.13</w:t>
+              <w:t xml:space="preserve">558, 4 gates, 3.11–3.13</w:t>
             </w:r>
           </w:p>
         </w:tc>
@@ -5710,7 +5710,7 @@
           <w:b w:val="false"/>
           <w:bCs w:val="false"/>
         </w:rPr>
-        <w:t xml:space="preserve">487 automated tests across 23 files, including edge cases, fairness checks and a leakage suite. CI runs four gates on every push: the test suite on three Python versions, the calibration gates, the leakage gate, and the founding experiment. If the founding claim ever stops holding, the build fails.</w:t>
+        <w:t xml:space="preserve">558 automated tests across 26 files, including edge cases, fairness checks and a leakage suite. CI runs four gates on every push: the test suite on three Python versions, the calibration gates, the leakage gate, and the founding experiment. If the founding claim ever stops holding, the build fails.</w:t>
       </w:r>
     </w:p>
     <w:p>
@@ -5810,7 +5810,21 @@
           <w:b w:val="false"/>
           <w:bCs w:val="false"/>
         </w:rPr>
-        <w:t xml:space="preserve">Two open: the report formats every amount in rupees even for a dollar-denominated export, and when no invoice file is supplied it shows 0% involuntary churn and still advises fixing involuntary churn first — a zero that means “not measured”. Both are logged and both are being fixed separately.</w:t>
+        <w:t xml:space="preserve">Two were found while preparing this presentation, by building the report for a dollar export with no invoice file. Every amount was shown in rupees, and quantities that had not been measured were shown as 0%, with advice built on them. </w:t>
+      </w:r>
+      <w:r>
+        <w:rPr>
+          <w:b/>
+          <w:bCs/>
+        </w:rPr>
+        <w:t xml:space="preserve">Both are fixed.</w:t>
+      </w:r>
+      <w:r>
+        <w:rPr>
+          <w:b w:val="false"/>
+          <w:bCs w:val="false"/>
+        </w:rPr>
+        <w:t xml:space="preserve"> The report now takes its currency from the export and shows plain numbers if none is stated, and anything not measured says “not measured”. What is still open: the unit check would wrongly stop a yen export, because yen prices are large whole numbers; and the decision engine has not beaten doing nothing, which I report as an unmet gate.</w:t>
       </w:r>
     </w:p>
     <w:p>
@@ -7176,7 +7190,7 @@
                 <w:b w:val="false"/>
                 <w:bCs w:val="false"/>
               </w:rPr>
-              <w:t xml:space="preserve">487 tests, 23 files · 4 CI gates · Python 3.11–3.13 · 68 logged decisions · Apache 2.0.</w:t>
+              <w:t xml:space="preserve">558 tests, 26 files · 4 CI gates · Python 3.11–3.13 · 71 logged decisions · Apache 2.0.</w:t>
             </w:r>
           </w:p>
         </w:tc>

--- a/presentation/RetainIQ_Panel_Speech_and_QA.docx
+++ b/presentation/RetainIQ_Panel_Speech_and_QA.docx
@@ -1761,7 +1761,7 @@
           <w:sz w:val="20"/>
           <w:szCs w:val="20"/>
         </w:rPr>
-        <w:t xml:space="preserve">Policy value chart, the correlation table, the four stat cards.   ·   7:26 – 10:16   ·   373 words</w:t>
+        <w:t xml:space="preserve">Policy value chart, the correlation table, the four stat cards.   ·   7:26 – 10:20   ·   384 words</w:t>
       </w:r>
     </w:p>
     <w:p>
@@ -1984,16 +1984,16 @@
           <w:sz w:val="25"/>
           <w:szCs w:val="25"/>
         </w:rPr>
-        <w:t xml:space="preserve">75% of draws</w:t>
-      </w:r>
-      <w:r>
-        <w:rPr>
-          <w:b w:val="false"/>
-          <w:bCs w:val="false"/>
-          <w:sz w:val="25"/>
-          <w:szCs w:val="25"/>
-        </w:rPr>
-        <w:t xml:space="preserve"> — a business gets one draw, so we report win rate, not the average. Abstention beats risk ranking on </w:t>
+        <w:t xml:space="preserve">72.5% of 200 draws</w:t>
+      </w:r>
+      <w:r>
+        <w:rPr>
+          <w:b w:val="false"/>
+          <w:bCs w:val="false"/>
+          <w:sz w:val="25"/>
+          <w:szCs w:val="25"/>
+        </w:rPr>
+        <w:t xml:space="preserve">, and the true figure lies somewhere between 66 and 79%. A business gets one draw, so we report the win rate, not the average. Abstention beats risk ranking on </w:t>
       </w:r>
       <w:r>
         <w:rPr>
@@ -2148,7 +2148,7 @@
           <w:sz w:val="20"/>
           <w:szCs w:val="20"/>
         </w:rPr>
-        <w:t xml:space="preserve">Dashboard and report screenshots, terminal output, code, engineering chips.   ·   10:16 – 11:52   ·   208 words</w:t>
+        <w:t xml:space="preserve">Dashboard and report screenshots, terminal output, code, engineering chips.   ·   10:20 – 11:57   ·   208 words</w:t>
       </w:r>
     </w:p>
     <w:p>
@@ -2227,7 +2227,7 @@
           <w:sz w:val="25"/>
           <w:szCs w:val="25"/>
         </w:rPr>
-        <w:t xml:space="preserve">558 automated tests</w:t>
+        <w:t xml:space="preserve">590 automated tests</w:t>
       </w:r>
       <w:r>
         <w:rPr>
@@ -2319,7 +2319,7 @@
           <w:sz w:val="20"/>
           <w:szCs w:val="20"/>
         </w:rPr>
-        <w:t xml:space="preserve">Three takeaways, production readiness, next steps, references and DOIs.   ·   11:52 – 13:31   ·   214 words</w:t>
+        <w:t xml:space="preserve">Three takeaways, production readiness, next steps, references and DOIs.   ·   11:57 – 13:36   ·   215 words</w:t>
       </w:r>
     </w:p>
     <w:p>
@@ -2371,7 +2371,7 @@
           <w:sz w:val="25"/>
           <w:szCs w:val="25"/>
         </w:rPr>
-        <w:t xml:space="preserve">: on public experiments where risk and responsiveness line up, a plain model did as well, and at 500 customers the best method beats random on three draws in four. Third, at the scale of a small business, the binding limits are </w:t>
+        <w:t xml:space="preserve">: on public experiments where risk and responsiveness line up, a plain model did as well, and at 500 customers the best method beats random on about seven draws in ten. Third, at the scale of a small business, the binding limits are </w:t>
       </w:r>
       <w:r>
         <w:rPr>
@@ -3695,7 +3695,7 @@
                 <w:b w:val="false"/>
                 <w:bCs w:val="false"/>
               </w:rPr>
-              <w:t xml:space="preserve">Share of draws beating random at n = 500</w:t>
+              <w:t xml:space="preserve">Share of 200 draws beating random at n = 500</w:t>
             </w:r>
           </w:p>
         </w:tc>
@@ -3726,7 +3726,7 @@
                 <w:b w:val="false"/>
                 <w:bCs w:val="false"/>
               </w:rPr>
-              <w:t xml:space="preserve">75%</w:t>
+              <w:t xml:space="preserve">72.5% (66–79%)</w:t>
             </w:r>
           </w:p>
         </w:tc>
@@ -4365,7 +4365,7 @@
                 <w:b w:val="false"/>
                 <w:bCs w:val="false"/>
               </w:rPr>
-              <w:t xml:space="preserve">558, 4 gates, 3.11–3.13</w:t>
+              <w:t xml:space="preserve">590, 4 gates, 3.11–3.13</w:t>
             </w:r>
           </w:p>
         </w:tc>
@@ -4888,7 +4888,7 @@
           <w:b w:val="false"/>
           <w:bCs w:val="false"/>
         </w:rPr>
-        <w:t xml:space="preserve">She showed more than that, and I claim none of it: that targeting by effect beats targeting by risk, that risk targeting raised churn in one of her two field experiments, and, in an appendix, that the correlation between risk and response explains when. Lemmens and Gupta added profit-based targeting in 2020. Three things are mine. First, small samples: she names pilot size as an open question, and on a real experiment I measured that at 500 customers the best method beats random on 75% of draws. Second, the measurement floor: a business needs about 119,500 customers to detect the effect these offers deliver. Third, I measured her correlation on three public experiments, found settings where an uplift model does no better than a plain one, and predicted where the Lenta dataset would fall before obtaining it.</w:t>
+        <w:t xml:space="preserve">She showed more than that, and I claim none of it: that targeting by effect beats targeting by risk, that risk targeting raised churn in one of her two field experiments, and, in an appendix, that the correlation between risk and response explains when. Lemmens and Gupta added profit-based targeting in 2020. Three things are mine. First, small samples: she names pilot size as an open question, and on a real experiment I measured that at 500 customers the best method beats random on 72.5% of 200 draws. Second, the measurement floor: a business needs about 119,500 customers to detect the effect these offers deliver. Third, I measured her correlation on three public experiments, found settings where an uplift model does no better than a plain one, and predicted where the Lenta dataset would fall before obtaining it.</w:t>
       </w:r>
     </w:p>
     <w:p>
@@ -5084,7 +5084,7 @@
           <w:b w:val="false"/>
           <w:bCs w:val="false"/>
         </w:rPr>
-        <w:t xml:space="preserve">The decision-layer results are simulated, and I label them as such throughout. The simulator's calibration is enforced in continuous integration against published benchmarks. The small-sample result, 75% at 500 customers, comes from a </w:t>
+        <w:t xml:space="preserve">The decision-layer results are simulated, and I label them as such throughout. The simulator's calibration is enforced in continuous integration against published benchmarks. The small-sample result, 72.5% at 500 customers, comes from a </w:t>
       </w:r>
       <w:r>
         <w:rPr>
@@ -5462,7 +5462,7 @@
           <w:b w:val="false"/>
           <w:bCs w:val="false"/>
         </w:rPr>
-        <w:t xml:space="preserve">Because a business gets one draw, not the average of twenty. A method with a good mean that fails half the time is not usable. At n = 500 the best method beats random on 75% of draws; one standard estimator manages 55%.</w:t>
+        <w:t xml:space="preserve">Because a business gets one draw, not the average of many. A method with a good mean that fails one time in four is a gamble. At n = 500 the best method beats random on 72.5% of 200 draws, with an interval from 66 to 79%; the weakest of the five manages 62.5%. It reaches 95.5% at 2,000 customers and 98.5% at 5,000.</w:t>
       </w:r>
     </w:p>
     <w:p>
@@ -5470,7 +5470,7 @@
         <w:pStyle w:val="Heading3"/>
       </w:pPr>
       <w:r>
-        <w:t xml:space="preserve">2. Your confidence interval is 42 to 72%. Isn't that just a small sample?</w:t>
+        <w:t xml:space="preserve">2. An earlier version said 75%, and 55% for the weakest method. Why did they change?</w:t>
       </w:r>
     </w:p>
     <w:p>
@@ -5482,6 +5482,26 @@
           <w:b w:val="false"/>
           <w:bCs w:val="false"/>
         </w:rPr>
+        <w:t xml:space="preserve">Because those came from twenty draws, and twenty draws cannot support them: fifteen wins in twenty is compatible with anything from 51 to 91%. I re-ran it with two hundred. The best method moved to 72.5%, interval 66 to 79%, so that claim holds. The other did not: I had called the weakest method a coin flip at 55%, and it is 62.5%, which is clearly better than chance. No command printed those figures before; one does now, with the interval beside every rate.</w:t>
+      </w:r>
+    </w:p>
+    <w:p>
+      <w:pPr>
+        <w:pStyle w:val="Heading3"/>
+      </w:pPr>
+      <w:r>
+        <w:t xml:space="preserve">3. Your confidence interval is 42 to 72%. Isn't that just a small sample?</w:t>
+      </w:r>
+    </w:p>
+    <w:p>
+      <w:pPr>
+        <w:spacing w:after="150"/>
+      </w:pPr>
+      <w:r>
+        <w:rPr>
+          <w:b w:val="false"/>
+          <w:bCs w:val="false"/>
+        </w:rPr>
         <w:t xml:space="preserve">Partly, and more seeds would narrow it. But the honest reading today is that I cannot distinguish the optimiser from chance, so I report it as a gate that was not met rather than as a win.</w:t>
       </w:r>
     </w:p>
@@ -5490,7 +5510,7 @@
         <w:pStyle w:val="Heading3"/>
       </w:pPr>
       <w:r>
-        <w:t xml:space="preserve">3. Why does abstention not beat doing nothing?</w:t>
+        <w:t xml:space="preserve">4. Why does abstention not beat doing nothing?</w:t>
       </w:r>
     </w:p>
     <w:p>
@@ -5510,7 +5530,7 @@
         <w:pStyle w:val="Heading3"/>
       </w:pPr>
       <w:r>
-        <w:t xml:space="preserve">4. What is the minimum detectable effect, and why does it matter?</w:t>
+        <w:t xml:space="preserve">5. What is the minimum detectable effect, and why does it matter?</w:t>
       </w:r>
     </w:p>
     <w:p>
@@ -5530,7 +5550,7 @@
         <w:pStyle w:val="Heading3"/>
       </w:pPr>
       <w:r>
-        <w:t xml:space="preserve">5. How do you know the holdout estimator is right?</w:t>
+        <w:t xml:space="preserve">6. How do you know the holdout estimator is right?</w:t>
       </w:r>
     </w:p>
     <w:p>
@@ -5550,7 +5570,7 @@
         <w:pStyle w:val="Heading3"/>
       </w:pPr>
       <w:r>
-        <w:t xml:space="preserve">6. Is 6 out of 6 seeds enough to claim a result?</w:t>
+        <w:t xml:space="preserve">7. Is 6 out of 6 seeds enough to claim a result?</w:t>
       </w:r>
     </w:p>
     <w:p>
@@ -5570,7 +5590,7 @@
         <w:pStyle w:val="Heading3"/>
       </w:pPr>
       <w:r>
-        <w:t xml:space="preserve">7. Why did worse-than-random not replicate on the real datasets?</w:t>
+        <w:t xml:space="preserve">8. Why did worse-than-random not replicate on the real datasets?</w:t>
       </w:r>
     </w:p>
     <w:p>
@@ -5590,7 +5610,7 @@
         <w:pStyle w:val="Heading3"/>
       </w:pPr>
       <w:r>
-        <w:t xml:space="preserve">8. Your last row is +106.9% and the others are under 21%. Is that real?</w:t>
+        <w:t xml:space="preserve">9. Your last row is +106.9% and the others are under 21%. Is that real?</w:t>
       </w:r>
     </w:p>
     <w:p>
@@ -5610,7 +5630,7 @@
         <w:pStyle w:val="Heading3"/>
       </w:pPr>
       <w:r>
-        <w:t xml:space="preserve">9. What is the effect size you are targeting, in business terms?</w:t>
+        <w:t xml:space="preserve">10. What is the effect size you are targeting, in business terms?</w:t>
       </w:r>
     </w:p>
     <w:p>
@@ -5630,7 +5650,7 @@
         <w:pStyle w:val="Heading3"/>
       </w:pPr>
       <w:r>
-        <w:t xml:space="preserve">10. Were any results discarded?</w:t>
+        <w:t xml:space="preserve">11. Were any results discarded?</w:t>
       </w:r>
     </w:p>
     <w:p>
@@ -5650,7 +5670,7 @@
         <w:pStyle w:val="Heading3"/>
       </w:pPr>
       <w:r>
-        <w:t xml:space="preserve">11. What was the units error, and how did it survive the tests?</w:t>
+        <w:t xml:space="preserve">12. What was the units error, and how did it survive the tests?</w:t>
       </w:r>
     </w:p>
     <w:p>
@@ -5710,7 +5730,7 @@
           <w:b w:val="false"/>
           <w:bCs w:val="false"/>
         </w:rPr>
-        <w:t xml:space="preserve">558 automated tests across 26 files, including edge cases, fairness checks and a leakage suite. CI runs four gates on every push: the test suite on three Python versions, the calibration gates, the leakage gate, and the founding experiment. If the founding claim ever stops holding, the build fails.</w:t>
+        <w:t xml:space="preserve">590 automated tests across 27 files, including edge cases, fairness checks and a leakage suite. CI runs four gates on every push: the test suite on three Python versions, the calibration gates, the leakage gate, and the founding experiment. If the founding claim ever stops holding, the build fails.</w:t>
       </w:r>
     </w:p>
     <w:p>
@@ -5730,7 +5750,7 @@
           <w:b w:val="false"/>
           <w:bCs w:val="false"/>
         </w:rPr>
-        <w:t xml:space="preserve">The full check is about two and a half minutes. The founding experiment is a second or two. The dashboard, including a simulated pilot, is about two seconds.</w:t>
+        <w:t xml:space="preserve">The full check is about two and a half minutes on mains power, and about four on battery. The founding experiment is a second or two. The dashboard, including a simulated pilot, is about two seconds.</w:t>
       </w:r>
     </w:p>
     <w:p>
@@ -6114,7 +6134,7 @@
           <w:b w:val="false"/>
           <w:bCs w:val="false"/>
         </w:rPr>
-        <w:t xml:space="preserve">Three things are original. The small-sample result: on a real experiment, at 500 customers the best method beats random on 75% of draws, and pilot size is a question the literature leaves open. The measurement floor: about 119,500 customers to detect the delivered effect. And the simulator with exact counterfactuals, released as a dataset because no public dataset provides one. The correlation itself is Ascarza's. I measured it; I did not invent it.</w:t>
+        <w:t xml:space="preserve">Three things are original. The small-sample result: on a real experiment, at 500 customers the best method beats random on 72.5% of 200 draws, and pilot size is a question the literature leaves open. The measurement floor: about 119,500 customers to detect the delivered effect. And the simulator with exact counterfactuals, released as a dataset because no public dataset provides one. The correlation itself is Ascarza's. I measured it; I did not invent it.</w:t>
       </w:r>
     </w:p>
     <w:p>
@@ -6988,7 +7008,7 @@
                 <w:b w:val="false"/>
                 <w:bCs w:val="false"/>
               </w:rPr>
-              <w:t xml:space="preserve">75% of draws beat random at n = 500 · abstention beats ranking on 93% · optimiser 58%, CI 42–72% · break-even effect 0.040 vs delivered 0.010 · an oracle treats 5.8%.</w:t>
+              <w:t xml:space="preserve">72.5% of 200 draws beat random at n = 500 (interval 66–79%; weakest method 62.5%; 84.5% at 1,000; 95.5% at 2,000) · abstention beats ranking on 93% · optimiser 58%, CI 42–72% · break-even effect 0.040 vs delivered 0.010 · an oracle treats 5.8%.</w:t>
             </w:r>
           </w:p>
         </w:tc>
@@ -7190,7 +7210,7 @@
                 <w:b w:val="false"/>
                 <w:bCs w:val="false"/>
               </w:rPr>
-              <w:t xml:space="preserve">558 tests, 26 files · 4 CI gates · Python 3.11–3.13 · 71 logged decisions · Apache 2.0.</w:t>
+              <w:t xml:space="preserve">590 tests, 27 files · 4 CI gates · Python 3.11–3.13 · 73 logged decisions · Apache 2.0.</w:t>
             </w:r>
           </w:p>
         </w:tc>

--- a/presentation/RetainIQ_Panel_Speech_and_QA.docx
+++ b/presentation/RetainIQ_Panel_Speech_and_QA.docx
@@ -1761,7 +1761,7 @@
           <w:sz w:val="20"/>
           <w:szCs w:val="20"/>
         </w:rPr>
-        <w:t xml:space="preserve">Policy value chart, the correlation table, the four stat cards.   ·   7:26 – 10:20   ·   384 words</w:t>
+        <w:t xml:space="preserve">Policy value chart, the correlation table, the four stat cards.   ·   7:26 – 10:44   ·   437 words</w:t>
       </w:r>
     </w:p>
     <w:p>
@@ -1912,70 +1912,70 @@
           <w:sz w:val="25"/>
           <w:szCs w:val="25"/>
         </w:rPr>
-        <w:t xml:space="preserve">measure it on public experiments</w:t>
-      </w:r>
-      <w:r>
-        <w:rPr>
-          <w:b w:val="false"/>
-          <w:bCs w:val="false"/>
-          <w:sz w:val="25"/>
-          <w:szCs w:val="25"/>
-        </w:rPr>
-        <w:t xml:space="preserve">. When it is high, the two rankings agree and the simpler model wins: at +0.69, uplift modelling is </w:t>
-      </w:r>
-      <w:r>
-        <w:rPr>
-          <w:b/>
-          <w:bCs/>
-          <w:sz w:val="25"/>
-          <w:szCs w:val="25"/>
-        </w:rPr>
-        <w:t xml:space="preserve">5.6% worse</w:t>
-      </w:r>
-      <w:r>
-        <w:rPr>
-          <w:b w:val="false"/>
-          <w:bCs w:val="false"/>
-          <w:sz w:val="25"/>
-          <w:szCs w:val="25"/>
-        </w:rPr>
-        <w:t xml:space="preserve">. At lower correlations it does better, +12.7% and +20.3%, though those four rows are within noise of one another. Before obtaining the Lenta dataset we predicted where it would fall, and it landed there. The last row, </w:t>
-      </w:r>
-      <w:r>
-        <w:rPr>
-          <w:b/>
-          <w:bCs/>
-          <w:sz w:val="25"/>
-          <w:szCs w:val="25"/>
-        </w:rPr>
-        <w:t xml:space="preserve">+106.9%</w:t>
-      </w:r>
-      <w:r>
-        <w:rPr>
-          <w:b w:val="false"/>
-          <w:bCs w:val="false"/>
-          <w:sz w:val="25"/>
-          <w:szCs w:val="25"/>
-        </w:rPr>
-        <w:t xml:space="preserve">, is our simulator, and it is a different kind of number. The simulator is built to have a negative correlation, and that row uses its true effects, so it is a </w:t>
-      </w:r>
-      <w:r>
-        <w:rPr>
-          <w:b/>
-          <w:bCs/>
-          <w:sz w:val="25"/>
-          <w:szCs w:val="25"/>
-        </w:rPr>
-        <w:t xml:space="preserve">ceiling</w:t>
-      </w:r>
-      <w:r>
-        <w:rPr>
-          <w:b w:val="false"/>
-          <w:bCs w:val="false"/>
-          <w:sz w:val="25"/>
-          <w:szCs w:val="25"/>
-        </w:rPr>
-        <w:t xml:space="preserve">, not something we achieved. The four cards are the honest summary. At 500 customers, the best method beats random on </w:t>
+        <w:t xml:space="preserve">measure it on public experiments, over thirty random splits of each</w:t>
+      </w:r>
+      <w:r>
+        <w:rPr>
+          <w:b w:val="false"/>
+          <w:bCs w:val="false"/>
+          <w:sz w:val="25"/>
+          <w:szCs w:val="25"/>
+        </w:rPr>
+        <w:t xml:space="preserve">. The brackets are how far the thirty spread. On the four real experiments, uplift modelling gains </w:t>
+      </w:r>
+      <w:r>
+        <w:rPr>
+          <w:b/>
+          <w:bCs/>
+          <w:sz w:val="25"/>
+          <w:szCs w:val="25"/>
+        </w:rPr>
+        <w:t xml:space="preserve">little or nothing</w:t>
+      </w:r>
+      <w:r>
+        <w:rPr>
+          <w:b w:val="false"/>
+          <w:bCs w:val="false"/>
+          <w:sz w:val="25"/>
+          <w:szCs w:val="25"/>
+        </w:rPr>
+        <w:t xml:space="preserve"> over a plain model: every one of those ranges includes zero, and the four cannot be put in order. Before obtaining the Lenta dataset we predicted where it would fall, and it landed there. The last row is our simulator, measured the same way: fitted models on a simulated trial of 60,000 customers. There the uplift model wins on </w:t>
+      </w:r>
+      <w:r>
+        <w:rPr>
+          <w:b/>
+          <w:bCs/>
+          <w:sz w:val="25"/>
+          <w:szCs w:val="25"/>
+        </w:rPr>
+        <w:t xml:space="preserve">30 splits of 30</w:t>
+      </w:r>
+      <w:r>
+        <w:rPr>
+          <w:b w:val="false"/>
+          <w:bCs w:val="false"/>
+          <w:sz w:val="25"/>
+          <w:szCs w:val="25"/>
+        </w:rPr>
+        <w:t xml:space="preserve">, by about ten customers kept per thousand. The simulator is built to have a negative correlation, so that row shows the method finds the pattern where it exists. It does </w:t>
+      </w:r>
+      <w:r>
+        <w:rPr>
+          <w:b/>
+          <w:bCs/>
+          <w:sz w:val="25"/>
+          <w:szCs w:val="25"/>
+        </w:rPr>
+        <w:t xml:space="preserve">not</w:t>
+      </w:r>
+      <w:r>
+        <w:rPr>
+          <w:b w:val="false"/>
+          <w:bCs w:val="false"/>
+          <w:sz w:val="25"/>
+          <w:szCs w:val="25"/>
+        </w:rPr>
+        <w:t xml:space="preserve"> show that real businesses have it. The four cards are the honest summary. At 500 customers, the best method beats random on </w:t>
       </w:r>
       <w:r>
         <w:rPr>
@@ -2029,7 +2029,25 @@
           <w:sz w:val="25"/>
           <w:szCs w:val="25"/>
         </w:rPr>
-        <w:t xml:space="preserve"> beat doing nothing, because the break-even effect is four times the effect the offer delivers. The per-customer offer optimiser wins </w:t>
+        <w:t xml:space="preserve"> beat doing nothing, because the break-even effect is four times the effect the offer delivers. Against the nearest published rule, Lemmens and Gupta's, it loses less </w:t>
+      </w:r>
+      <w:r>
+        <w:rPr>
+          <w:b/>
+          <w:bCs/>
+          <w:sz w:val="25"/>
+          <w:szCs w:val="25"/>
+        </w:rPr>
+        <w:t xml:space="preserve">from about a thousand customers</w:t>
+      </w:r>
+      <w:r>
+        <w:rPr>
+          <w:b w:val="false"/>
+          <w:bCs w:val="false"/>
+          <w:sz w:val="25"/>
+          <w:szCs w:val="25"/>
+        </w:rPr>
+        <w:t xml:space="preserve"> and is not ahead below that. The per-customer offer optimiser wins </w:t>
       </w:r>
       <w:r>
         <w:rPr>
@@ -2090,7 +2108,7 @@
           <w:sz w:val="20"/>
           <w:szCs w:val="20"/>
         </w:rPr>
-        <w:t xml:space="preserve">Say “worse than random” slowly. Then move to the table. Say that the last row is the simulator's ceiling before anyone asks.</w:t>
+        <w:t xml:space="preserve">Say “worse than random” slowly. Then move to the table. Say that the last row is a simulation, and that its negative correlation is built in, before anyone asks.</w:t>
       </w:r>
     </w:p>
     <w:p>
@@ -2148,7 +2166,7 @@
           <w:sz w:val="20"/>
           <w:szCs w:val="20"/>
         </w:rPr>
-        <w:t xml:space="preserve">Dashboard and report screenshots, terminal output, code, engineering chips.   ·   10:20 – 11:57   ·   208 words</w:t>
+        <w:t xml:space="preserve">Dashboard and report screenshots, terminal output, code, engineering chips.   ·   10:44 – 12:20   ·   208 words</w:t>
       </w:r>
     </w:p>
     <w:p>
@@ -2227,7 +2245,7 @@
           <w:sz w:val="25"/>
           <w:szCs w:val="25"/>
         </w:rPr>
-        <w:t xml:space="preserve">590 automated tests</w:t>
+        <w:t xml:space="preserve">721 automated tests</w:t>
       </w:r>
       <w:r>
         <w:rPr>
@@ -2319,7 +2337,7 @@
           <w:sz w:val="20"/>
           <w:szCs w:val="20"/>
         </w:rPr>
-        <w:t xml:space="preserve">Three takeaways, production readiness, next steps, references and DOIs.   ·   11:57 – 13:36   ·   215 words</w:t>
+        <w:t xml:space="preserve">Three takeaways, production readiness, next steps, references and DOIs.   ·   12:20 – 13:60   ·   214 words</w:t>
       </w:r>
     </w:p>
     <w:p>
@@ -2371,7 +2389,7 @@
           <w:sz w:val="25"/>
           <w:szCs w:val="25"/>
         </w:rPr>
-        <w:t xml:space="preserve">: on public experiments where risk and responsiveness line up, a plain model did as well, and at 500 customers the best method beats random on about seven draws in ten. Third, at the scale of a small business, the binding limits are </w:t>
+        <w:t xml:space="preserve">: on four public experiments, measured thirty times each, a plain model did as well, and at 500 customers the best method beats random on about seven draws in ten. Third, at the scale of a small business, the binding limits are </w:t>
       </w:r>
       <w:r>
         <w:rPr>
@@ -3439,7 +3457,7 @@
                 <w:b w:val="false"/>
                 <w:bCs w:val="false"/>
               </w:rPr>
-              <w:t xml:space="preserve">Uplift's gain on 4 real settings; simulator ceiling</w:t>
+              <w:t xml:space="preserve">Uplift's gain over an outcome model, 30 splits, 4 real settings and a simulated trial</w:t>
             </w:r>
           </w:p>
         </w:tc>
@@ -3470,7 +3488,7 @@
                 <w:b w:val="false"/>
                 <w:bCs w:val="false"/>
               </w:rPr>
-              <w:t xml:space="preserve">−5.6% to +20.3%; ceiling +106.9%</w:t>
+              <w:t xml:space="preserve">real: −0.1% to +24.7%, none clear of zero; simulated trial +9.7 per 1,000</w:t>
             </w:r>
           </w:p>
         </w:tc>
@@ -3501,7 +3519,7 @@
                 <w:b w:val="false"/>
                 <w:bCs w:val="false"/>
               </w:rPr>
-              <w:t xml:space="preserve">Measured; prediction landed; idea is Ascarza's</w:t>
+              <w:t xml:space="preserve">Measured; the real settings cannot be ordered; idea is Ascarza's</w:t>
             </w:r>
           </w:p>
         </w:tc>
@@ -3920,7 +3938,7 @@
                 <w:b w:val="false"/>
                 <w:bCs w:val="false"/>
               </w:rPr>
-              <w:t xml:space="preserve">Offer optimiser</w:t>
+              <w:t xml:space="preserve">Abstention vs Lemmens &amp; Gupta</w:t>
             </w:r>
           </w:p>
         </w:tc>
@@ -3951,7 +3969,7 @@
                 <w:b w:val="false"/>
                 <w:bCs w:val="false"/>
               </w:rPr>
-              <w:t xml:space="preserve">Draws beating one well-chosen offer</w:t>
+              <w:t xml:space="preserve">Draws ahead, of those that differ, 500 simulated pilots</w:t>
             </w:r>
           </w:p>
         </w:tc>
@@ -3982,7 +4000,7 @@
                 <w:b w:val="false"/>
                 <w:bCs w:val="false"/>
               </w:rPr>
-              <w:t xml:space="preserve">58%, CI 42–72%</w:t>
+              <w:t xml:space="preserve">78% from n = 1,000; 26% at 250; 47% at 500</w:t>
             </w:r>
           </w:p>
         </w:tc>
@@ -4013,7 +4031,7 @@
                 <w:b w:val="false"/>
                 <w:bCs w:val="false"/>
               </w:rPr>
-              <w:t xml:space="preserve">Not met, reported as such</w:t>
+              <w:t xml:space="preserve">Ahead only from about 1,000 customers; 2 of 6 predictions failed</w:t>
             </w:r>
           </w:p>
         </w:tc>
@@ -4049,7 +4067,7 @@
                 <w:b w:val="false"/>
                 <w:bCs w:val="false"/>
               </w:rPr>
-              <w:t xml:space="preserve">Measurement</w:t>
+              <w:t xml:space="preserve">Offer optimiser</w:t>
             </w:r>
           </w:p>
         </w:tc>
@@ -4079,7 +4097,7 @@
                 <w:b w:val="false"/>
                 <w:bCs w:val="false"/>
               </w:rPr>
-              <w:t xml:space="preserve">Bias and interval coverage vs known truth</w:t>
+              <w:t xml:space="preserve">Draws beating one well-chosen offer</w:t>
             </w:r>
           </w:p>
         </w:tc>
@@ -4109,7 +4127,7 @@
                 <w:b w:val="false"/>
                 <w:bCs w:val="false"/>
               </w:rPr>
-              <w:t xml:space="preserve">≈0 bias, 88–98%</w:t>
+              <w:t xml:space="preserve">58%, CI 42–72%</w:t>
             </w:r>
           </w:p>
         </w:tc>
@@ -4139,7 +4157,7 @@
                 <w:b w:val="false"/>
                 <w:bCs w:val="false"/>
               </w:rPr>
-              <w:t xml:space="preserve">Met</w:t>
+              <w:t xml:space="preserve">Not met, reported as such</w:t>
             </w:r>
           </w:p>
         </w:tc>
@@ -4176,7 +4194,7 @@
                 <w:b w:val="false"/>
                 <w:bCs w:val="false"/>
               </w:rPr>
-              <w:t xml:space="preserve">Measurement floor</w:t>
+              <w:t xml:space="preserve">Measurement</w:t>
             </w:r>
           </w:p>
         </w:tc>
@@ -4207,7 +4225,7 @@
                 <w:b w:val="false"/>
                 <w:bCs w:val="false"/>
               </w:rPr>
-              <w:t xml:space="preserve">Customers needed to detect the delivered effect</w:t>
+              <w:t xml:space="preserve">Bias and interval coverage vs known truth</w:t>
             </w:r>
           </w:p>
         </w:tc>
@@ -4238,7 +4256,7 @@
                 <w:b w:val="false"/>
                 <w:bCs w:val="false"/>
               </w:rPr>
-              <w:t xml:space="preserve">≈119,500</w:t>
+              <w:t xml:space="preserve">≈0 bias, 88–98%</w:t>
             </w:r>
           </w:p>
         </w:tc>
@@ -4269,7 +4287,7 @@
                 <w:b w:val="false"/>
                 <w:bCs w:val="false"/>
               </w:rPr>
-              <w:t xml:space="preserve">Met as a finding</w:t>
+              <w:t xml:space="preserve">Met</w:t>
             </w:r>
           </w:p>
         </w:tc>
@@ -4305,7 +4323,7 @@
                 <w:b w:val="false"/>
                 <w:bCs w:val="false"/>
               </w:rPr>
-              <w:t xml:space="preserve">Engineering</w:t>
+              <w:t xml:space="preserve">Measurement floor</w:t>
             </w:r>
           </w:p>
         </w:tc>
@@ -4335,7 +4353,7 @@
                 <w:b w:val="false"/>
                 <w:bCs w:val="false"/>
               </w:rPr>
-              <w:t xml:space="preserve">Tests, CI gates, Python versions</w:t>
+              <w:t xml:space="preserve">Customers needed to detect the delivered effect</w:t>
             </w:r>
           </w:p>
         </w:tc>
@@ -4365,7 +4383,7 @@
                 <w:b w:val="false"/>
                 <w:bCs w:val="false"/>
               </w:rPr>
-              <w:t xml:space="preserve">590, 4 gates, 3.11–3.13</w:t>
+              <w:t xml:space="preserve">≈119,500</w:t>
             </w:r>
           </w:p>
         </w:tc>
@@ -4395,7 +4413,7 @@
                 <w:b w:val="false"/>
                 <w:bCs w:val="false"/>
               </w:rPr>
-              <w:t xml:space="preserve">Met</w:t>
+              <w:t xml:space="preserve">Met as a finding</w:t>
             </w:r>
           </w:p>
         </w:tc>
@@ -4432,7 +4450,7 @@
                 <w:b w:val="false"/>
                 <w:bCs w:val="false"/>
               </w:rPr>
-              <w:t xml:space="preserve">Research output</w:t>
+              <w:t xml:space="preserve">Engineering</w:t>
             </w:r>
           </w:p>
         </w:tc>
@@ -4463,7 +4481,7 @@
                 <w:b w:val="false"/>
                 <w:bCs w:val="false"/>
               </w:rPr>
-              <w:t xml:space="preserve">Paper, software and data archived</w:t>
+              <w:t xml:space="preserve">Tests, CI gates, Python versions</w:t>
             </w:r>
           </w:p>
         </w:tc>
@@ -4494,7 +4512,7 @@
                 <w:b w:val="false"/>
                 <w:bCs w:val="false"/>
               </w:rPr>
-              <w:t xml:space="preserve">3 Zenodo DOIs</w:t>
+              <w:t xml:space="preserve">721, 4 gates, 3.11–3.13</w:t>
             </w:r>
           </w:p>
         </w:tc>
@@ -4561,6 +4579,133 @@
                 <w:b w:val="false"/>
                 <w:bCs w:val="false"/>
               </w:rPr>
+              <w:t xml:space="preserve">Research output</w:t>
+            </w:r>
+          </w:p>
+        </w:tc>
+        <w:tc>
+          <w:tcPr>
+            <w:tcW w:type="dxa" w:w="3500"/>
+            <w:tcBorders>
+              <w:top w:val="single" w:color="D5DDE5" w:sz="4"/>
+              <w:left w:val="single" w:color="D5DDE5" w:sz="4"/>
+              <w:bottom w:val="single" w:color="D5DDE5" w:sz="4"/>
+              <w:right w:val="single" w:color="D5DDE5" w:sz="4"/>
+            </w:tcBorders>
+            <w:tcMar>
+              <w:top w:type="dxa" w:w="80"/>
+              <w:left w:type="dxa" w:w="110"/>
+              <w:bottom w:type="dxa" w:w="80"/>
+              <w:right w:type="dxa" w:w="110"/>
+            </w:tcMar>
+            <w:vAlign w:val="top"/>
+          </w:tcPr>
+          <w:p>
+            <w:pPr>
+              <w:spacing w:after="0"/>
+            </w:pPr>
+            <w:r>
+              <w:rPr>
+                <w:b w:val="false"/>
+                <w:bCs w:val="false"/>
+              </w:rPr>
+              <w:t xml:space="preserve">Paper, software and data archived</w:t>
+            </w:r>
+          </w:p>
+        </w:tc>
+        <w:tc>
+          <w:tcPr>
+            <w:tcW w:type="dxa" w:w="2000"/>
+            <w:tcBorders>
+              <w:top w:val="single" w:color="D5DDE5" w:sz="4"/>
+              <w:left w:val="single" w:color="D5DDE5" w:sz="4"/>
+              <w:bottom w:val="single" w:color="D5DDE5" w:sz="4"/>
+              <w:right w:val="single" w:color="D5DDE5" w:sz="4"/>
+            </w:tcBorders>
+            <w:tcMar>
+              <w:top w:type="dxa" w:w="80"/>
+              <w:left w:type="dxa" w:w="110"/>
+              <w:bottom w:type="dxa" w:w="80"/>
+              <w:right w:type="dxa" w:w="110"/>
+            </w:tcMar>
+            <w:vAlign w:val="top"/>
+          </w:tcPr>
+          <w:p>
+            <w:pPr>
+              <w:spacing w:after="0"/>
+            </w:pPr>
+            <w:r>
+              <w:rPr>
+                <w:b w:val="false"/>
+                <w:bCs w:val="false"/>
+              </w:rPr>
+              <w:t xml:space="preserve">3 Zenodo DOIs</w:t>
+            </w:r>
+          </w:p>
+        </w:tc>
+        <w:tc>
+          <w:tcPr>
+            <w:tcW w:type="dxa" w:w="1638"/>
+            <w:tcBorders>
+              <w:top w:val="single" w:color="D5DDE5" w:sz="4"/>
+              <w:left w:val="single" w:color="D5DDE5" w:sz="4"/>
+              <w:bottom w:val="single" w:color="D5DDE5" w:sz="4"/>
+              <w:right w:val="single" w:color="D5DDE5" w:sz="4"/>
+            </w:tcBorders>
+            <w:tcMar>
+              <w:top w:type="dxa" w:w="80"/>
+              <w:left w:type="dxa" w:w="110"/>
+              <w:bottom w:type="dxa" w:w="80"/>
+              <w:right w:type="dxa" w:w="110"/>
+            </w:tcMar>
+            <w:vAlign w:val="top"/>
+          </w:tcPr>
+          <w:p>
+            <w:pPr>
+              <w:spacing w:after="0"/>
+            </w:pPr>
+            <w:r>
+              <w:rPr>
+                <w:b w:val="false"/>
+                <w:bCs w:val="false"/>
+              </w:rPr>
+              <w:t xml:space="preserve">Met</w:t>
+            </w:r>
+          </w:p>
+        </w:tc>
+      </w:tr>
+      <w:tr>
+        <w:trPr>
+          <w:cantSplit/>
+          <w:tblHeader w:val="false"/>
+        </w:trPr>
+        <w:tc>
+          <w:tcPr>
+            <w:tcW w:type="dxa" w:w="2500"/>
+            <w:tcBorders>
+              <w:top w:val="single" w:color="D5DDE5" w:sz="4"/>
+              <w:left w:val="single" w:color="D5DDE5" w:sz="4"/>
+              <w:bottom w:val="single" w:color="D5DDE5" w:sz="4"/>
+              <w:right w:val="single" w:color="D5DDE5" w:sz="4"/>
+            </w:tcBorders>
+            <w:shd w:fill="F2F5F8" w:color="auto" w:val="clear"/>
+            <w:tcMar>
+              <w:top w:type="dxa" w:w="80"/>
+              <w:left w:type="dxa" w:w="110"/>
+              <w:bottom w:type="dxa" w:w="80"/>
+              <w:right w:type="dxa" w:w="110"/>
+            </w:tcMar>
+            <w:vAlign w:val="top"/>
+          </w:tcPr>
+          <w:p>
+            <w:pPr>
+              <w:spacing w:after="0"/>
+            </w:pPr>
+            <w:r>
+              <w:rPr>
+                <w:b w:val="false"/>
+                <w:bCs w:val="false"/>
+              </w:rPr>
               <w:t xml:space="preserve">Commercial</w:t>
             </w:r>
           </w:p>
@@ -4574,6 +4719,7 @@
               <w:bottom w:val="single" w:color="D5DDE5" w:sz="4"/>
               <w:right w:val="single" w:color="D5DDE5" w:sz="4"/>
             </w:tcBorders>
+            <w:shd w:fill="F2F5F8" w:color="auto" w:val="clear"/>
             <w:tcMar>
               <w:top w:type="dxa" w:w="80"/>
               <w:left w:type="dxa" w:w="110"/>
@@ -4604,6 +4750,7 @@
               <w:bottom w:val="single" w:color="D5DDE5" w:sz="4"/>
               <w:right w:val="single" w:color="D5DDE5" w:sz="4"/>
             </w:tcBorders>
+            <w:shd w:fill="F2F5F8" w:color="auto" w:val="clear"/>
             <w:tcMar>
               <w:top w:type="dxa" w:w="80"/>
               <w:left w:type="dxa" w:w="110"/>
@@ -4634,6 +4781,7 @@
               <w:bottom w:val="single" w:color="D5DDE5" w:sz="4"/>
               <w:right w:val="single" w:color="D5DDE5" w:sz="4"/>
             </w:tcBorders>
+            <w:shd w:fill="F2F5F8" w:color="auto" w:val="clear"/>
             <w:tcMar>
               <w:top w:type="dxa" w:w="80"/>
               <w:left w:type="dxa" w:w="110"/>
@@ -4888,7 +5036,7 @@
           <w:b w:val="false"/>
           <w:bCs w:val="false"/>
         </w:rPr>
-        <w:t xml:space="preserve">She showed more than that, and I claim none of it: that targeting by effect beats targeting by risk, that risk targeting raised churn in one of her two field experiments, and, in an appendix, that the correlation between risk and response explains when. Lemmens and Gupta added profit-based targeting in 2020. Three things are mine. First, small samples: she names pilot size as an open question, and on a real experiment I measured that at 500 customers the best method beats random on 72.5% of 200 draws. Second, the measurement floor: a business needs about 119,500 customers to detect the effect these offers deliver. Third, I measured her correlation on three public experiments, found settings where an uplift model does no better than a plain one, and predicted where the Lenta dataset would fall before obtaining it.</w:t>
+        <w:t xml:space="preserve">She showed more than that, and I claim none of it: that targeting by effect beats targeting by risk, that risk targeting raised churn in one of her two field experiments, and, in an appendix, that the correlation between risk and response explains when. Lemmens and Gupta added profit-based targeting in 2020. Three things are mine. First, small samples: she names pilot size as an open question, and on a real experiment I measured that at 500 customers the best method beats random on 72.5% of 200 draws. Second, the measurement floor: a business needs about 119,500 customers to detect the effect these offers deliver. Third, I measured her correlation on three public experiments over thirty splits each, found that an uplift model does no better than a plain one on any of them, found that most of the positive correlation belongs to the probability scale, which she warns of, and predicted where the Lenta dataset would fall before obtaining it.</w:t>
       </w:r>
     </w:p>
     <w:p>
@@ -4964,7 +5112,7 @@
           <w:b w:val="false"/>
           <w:bCs w:val="false"/>
         </w:rPr>
-        <w:t xml:space="preserve">: uplift against churn models on 200,903 bank customers. They work with thousands of customers and high churn or large effects. I ask what happens at a few hundred customers, 3% monthly churn and a one-point effect. One gap I state myself: Lemmens and Gupta's method is not yet a baseline in my experiments.</w:t>
+        <w:t xml:space="preserve">: uplift against churn models on 200,903 bank customers. They work with thousands of customers and high churn or large effects. I ask what happens at a few hundred customers, 3% monthly churn and a one-point effect. I re-implemented Lemmens and Gupta's rule from their paper and ran it on the same simulated pilots as mine: from about 1,000 customers my rule loses less, and below that it is not ahead.</w:t>
       </w:r>
     </w:p>
     <w:p>
@@ -5434,7 +5582,7 @@
           <w:b w:val="false"/>
           <w:bCs w:val="false"/>
         </w:rPr>
-        <w:t xml:space="preserve">Read the prior work in full before building, which would have changed what I claimed. Then three things: add Lemmens and Gupta's method as a baseline, re-measure the correlation over many splits with an interval, and run a real pilot.</w:t>
+        <w:t xml:space="preserve">Read the prior work in full before building, which would have changed what I claimed. Then put an interval on every figure from the first day: two of my headline numbers came from too few runs, and both moved when I re-ran them properly. And run a real pilot, because none of the public experiments I used is a retention experiment.</w:t>
       </w:r>
     </w:p>
     <w:p>
@@ -5610,7 +5758,7 @@
         <w:pStyle w:val="Heading3"/>
       </w:pPr>
       <w:r>
-        <w:t xml:space="preserve">9. Your last row is +106.9% and the others are under 21%. Is that real?</w:t>
+        <w:t xml:space="preserve">9. Your simulator row gains far more than the real ones. Is that real?</w:t>
       </w:r>
     </w:p>
     <w:p>
@@ -5622,7 +5770,7 @@
           <w:b w:val="false"/>
           <w:bCs w:val="false"/>
         </w:rPr>
-        <w:t xml:space="preserve">It is real for the simulator and it is not comparable with the rows above it. Those four compare two fitted models on a real experiment. The simulator row compares an oracle, which knows each customer's true effect, with a churn score, on a simulator I configured to have a negative correlation. So it is the most that could be gained there, not what a fitted model gains. The figure in the repository draws it as a hollow point for that reason. A like-for-like simulator row is one of the checks I still owe.</w:t>
+        <w:t xml:space="preserve">It is real for the simulator. All five rows are now measured the same way: fitted models on a randomised trial, thirty splits. On a simulated trial of 60,000 customers the uplift model beats the outcome model on all thirty, by about ten outcomes per thousand customers, and targeting by the outcome model adds churn on 26 of them. Two limits. The simulator is configured to have a negative correlation, so this shows the estimator finds it when it is there, not that real retention has it. And it is 60,000 customers: at a few hundred, nothing I tested beats doing nothing. An earlier version of this table showed +106.9% in that row. That was an oracle on true effects, in money, a ceiling in different units, and I replaced it.</w:t>
       </w:r>
     </w:p>
     <w:p>
@@ -5630,7 +5778,7 @@
         <w:pStyle w:val="Heading3"/>
       </w:pPr>
       <w:r>
-        <w:t xml:space="preserve">10. What is the effect size you are targeting, in business terms?</w:t>
+        <w:t xml:space="preserve">10. The Hillstrom men's row used to say +0.69 and −5.6%. Why did it change?</w:t>
       </w:r>
     </w:p>
     <w:p>
@@ -5642,6 +5790,66 @@
           <w:b w:val="false"/>
           <w:bCs w:val="false"/>
         </w:rPr>
+        <w:t xml:space="preserve">Because that was one split, and when I ran thirty it turned out to be the highest of them. The mean is +0.28 and the splits run from −0.21 to +0.66; the advantage averages −0.1% and is positive on 15 of 30. I had quoted one measurement without knowing how much it varied. The other three experiments were close to their means. I had also described two groups of settings, high correlation and low, and with thirty splits there are no such groups.</w:t>
+      </w:r>
+    </w:p>
+    <w:p>
+      <w:pPr>
+        <w:pStyle w:val="Heading3"/>
+      </w:pPr>
+      <w:r>
+        <w:t xml:space="preserve">11. Does that correlation depend on how you measure it?</w:t>
+      </w:r>
+    </w:p>
+    <w:p>
+      <w:pPr>
+        <w:spacing w:after="150"/>
+      </w:pPr>
+      <w:r>
+        <w:rPr>
+          <w:b w:val="false"/>
+          <w:bCs w:val="false"/>
+        </w:rPr>
+        <w:t xml:space="preserve">Yes, and I tested that. Pearson and rank correlation agree. But on the log-odds scale the four real correlations are −0.46, +0.06, −0.22 and −0.05: none is clearly positive. An offer that multiplies everyone's odds by the same factor moves the probability most where the baseline is highest, so a positive correlation on the probability scale appears by arithmetic. Ascarza warns of exactly this. I use the probability scale because a campaign's gain is a sum of probability differences, but I cannot claim that likelier responders are more persuadable. I wrote five predictions down before running this. One failed outright and two failed in part.</w:t>
+      </w:r>
+    </w:p>
+    <w:p>
+      <w:pPr>
+        <w:pStyle w:val="Heading3"/>
+      </w:pPr>
+      <w:r>
+        <w:t xml:space="preserve">12. How does your rule compare with Lemmens and Gupta's?</w:t>
+      </w:r>
+    </w:p>
+    <w:p>
+      <w:pPr>
+        <w:spacing w:after="150"/>
+      </w:pPr>
+      <w:r>
+        <w:rPr>
+          <w:b w:val="false"/>
+          <w:bCs w:val="false"/>
+        </w:rPr>
+        <w:t xml:space="preserve">I re-implemented theirs from the paper and gave both rules the same 500 simulated pilots, with six predictions written down first. From 1,000 customers mine loses less: ahead on 78% of the draws where the two differ, because theirs acts on two or three draws in four and on several times as many customers. At 250 and 500 mine is not ahead. At 250 their rule could not act at all, and that was a guard I added, ten customers per arm, not their method; without it mine is ahead on 70% overall. Two predictions failed. And the uncomfortable number is mine: my rule made money on 25 of the 139 draws on which it acted. It is a rule for losing less. Doing nothing beat both.</w:t>
+      </w:r>
+    </w:p>
+    <w:p>
+      <w:pPr>
+        <w:pStyle w:val="Heading3"/>
+      </w:pPr>
+      <w:r>
+        <w:t xml:space="preserve">13. What is the effect size you are targeting, in business terms?</w:t>
+      </w:r>
+    </w:p>
+    <w:p>
+      <w:pPr>
+        <w:spacing w:after="150"/>
+      </w:pPr>
+      <w:r>
+        <w:rPr>
+          <w:b w:val="false"/>
+          <w:bCs w:val="false"/>
+        </w:rPr>
         <w:t xml:space="preserve">About one percentage point of retention per month on the treated group. Small, which is exactly why measurement is the binding constraint.</w:t>
       </w:r>
     </w:p>
@@ -5650,7 +5858,7 @@
         <w:pStyle w:val="Heading3"/>
       </w:pPr>
       <w:r>
-        <w:t xml:space="preserve">11. Were any results discarded?</w:t>
+        <w:t xml:space="preserve">14. Were any results discarded?</w:t>
       </w:r>
     </w:p>
     <w:p>
@@ -5670,7 +5878,7 @@
         <w:pStyle w:val="Heading3"/>
       </w:pPr>
       <w:r>
-        <w:t xml:space="preserve">12. What was the units error, and how did it survive the tests?</w:t>
+        <w:t xml:space="preserve">15. What was the units error, and how did it survive the tests?</w:t>
       </w:r>
     </w:p>
     <w:p>
@@ -5730,7 +5938,7 @@
           <w:b w:val="false"/>
           <w:bCs w:val="false"/>
         </w:rPr>
-        <w:t xml:space="preserve">590 automated tests across 27 files, including edge cases, fairness checks and a leakage suite. CI runs four gates on every push: the test suite on three Python versions, the calibration gates, the leakage gate, and the founding experiment. If the founding claim ever stops holding, the build fails.</w:t>
+        <w:t xml:space="preserve">721 automated tests across 30 files, including edge cases, fairness checks and a leakage suite. CI runs four gates on every push: the test suite on three Python versions, the calibration gates, the leakage gate, and the founding experiment. If the founding claim ever stops holding, the build fails.</w:t>
       </w:r>
     </w:p>
     <w:p>
@@ -5750,7 +5958,7 @@
           <w:b w:val="false"/>
           <w:bCs w:val="false"/>
         </w:rPr>
-        <w:t xml:space="preserve">The full check is about two and a half minutes on mains power, and about four on battery. The founding experiment is a second or two. The dashboard, including a simulated pilot, is about two seconds.</w:t>
+        <w:t xml:space="preserve">The full check is a little over three minutes on mains power, and longer on battery. The founding experiment is a second or two. The dashboard, including a simulated pilot, is about two seconds.</w:t>
       </w:r>
     </w:p>
     <w:p>
@@ -6188,7 +6396,7 @@
           <w:b w:val="false"/>
           <w:bCs w:val="false"/>
         </w:rPr>
-        <w:t xml:space="preserve">You should not accept them alone, and I do not ask you to. The small-sample result and four of the five correlation rows come from three public randomised experiments. The simulator is used where real data cannot help: no dataset contains both outcomes for the same customer. Anything that rests on the simulator alone, including the worse-than-random result, I label as simulated.</w:t>
+        <w:t xml:space="preserve">You should not accept them alone, and I do not ask you to. The small-sample result and four of the five correlation rows come from three public randomised experiments, and on those four the uplift model gains nothing reliable. The simulator is used where real data cannot help: no dataset contains both outcomes for the same customer. Anything that rests on the simulator alone, including the worse-than-random result, I label as simulated.</w:t>
       </w:r>
     </w:p>
     <w:p>
@@ -6808,7 +7016,7 @@
                 <w:b w:val="false"/>
                 <w:bCs w:val="false"/>
               </w:rPr>
-              <w:t xml:space="preserve">Fitted models, one split, within noise of each other: Hillstrom men +0.69 → −5.6% · Criteo +0.58 → +0.6% · Hillstrom women +0.19 → +12.7% · Lenta +0.17 → +20.3%. Simulator, oracle on true effects, a ceiling: SubSim −0.19 → +106.9%.</w:t>
+              <w:t xml:space="preserve">Fitted models, mean of 30 splits [2.5th to 97.5th percentile]. Correlation → extra outcomes per 1,000: Criteo +0.58 [+0.51, +0.65] → +0.1 · Hillstrom men +0.28 [−0.21, +0.66] → −0.1 · Hillstrom women +0.18 [−0.07, +0.49] → +2.6 · Lenta +0.13 [+0.05, +0.22] → +0.6 · simulated trial of 60,000, −0.21 [−0.33, −0.07] → +9.7 [+5.0, +14.4], uplift ahead on 30 of 30. Advantage in %: +0.7, −0.1, +14.0, +24.7, every interval includes zero; positive on 20, 15, 27 and 27 of 30 splits. Log-odds scale: +0.06, −0.46, −0.22, −0.05, simulator −0.26. The old single split for Hillstrom men, +0.69 → −5.6%, was the highest of 30.</w:t>
             </w:r>
           </w:p>
         </w:tc>
@@ -6844,7 +7052,7 @@
                 <w:b w:val="false"/>
                 <w:bCs w:val="false"/>
               </w:rPr>
-              <w:t xml:space="preserve">Prior work</w:t>
+              <w:t xml:space="preserve">Against Lemmens &amp; Gupta</w:t>
             </w:r>
           </w:p>
         </w:tc>
@@ -6874,7 +7082,7 @@
                 <w:b w:val="false"/>
                 <w:bCs w:val="false"/>
               </w:rPr>
-              <w:t xml:space="preserve">Ascarza 2018: 12,137 and 2,100 customers; at 40% targeted, risk targeting raised churn 4.4 points in one study; appendix simulates the correlation. Ascarza, Iyengar &amp; Schleicher 2016: 64,147 customers, churn 6.4% → 10.0%. Lemmens &amp; Gupta 2020: profit-based targeting. Devriendt et al. 2021: 200,903 bank customers.</w:t>
+              <w:t xml:space="preserve">500 simulated pilots, 100 per size. Abstention ahead, of draws that differ: 250: 9 of 34 · 500: 23 of 49 · 1,000: 58 of 74 · 2,000: 61 of 78 · 4,000: 62 of 79 · all: 213 of 314, 68% [62%, 73%]. Mean money, abstention vs theirs: −36 / 0 · −431 / −378 · −189 / −1,282 · −396 / −2,946 · −691 / −3,939. Their rule could not act at 250 (ten-per-arm guard); without the guard abstention is ahead on 70% [66%, 75%]. Abstention made money on 25 of the 139 draws on which it acted.</w:t>
             </w:r>
           </w:p>
         </w:tc>
@@ -6911,7 +7119,7 @@
                 <w:b w:val="false"/>
                 <w:bCs w:val="false"/>
               </w:rPr>
-              <w:t xml:space="preserve">Survival</w:t>
+              <w:t xml:space="preserve">Prior work</w:t>
             </w:r>
           </w:p>
         </w:tc>
@@ -6942,7 +7150,7 @@
                 <w:b w:val="false"/>
                 <w:bCs w:val="false"/>
               </w:rPr>
-              <w:t xml:space="preserve">Telco IBS: ours 0.0824 · DeepSurv 0.0825 · Cox 0.0914 · RSF 0.0964 · Kaplan–Meier 0.1823. C-index 0.865. GBSG2: ours 0.1867, loses as predicted.</w:t>
+              <w:t xml:space="preserve">Ascarza 2018: 12,137 and 2,100 customers; at 40% targeted, risk targeting raised churn 4.4 points in one study; appendix simulates the correlation. Ascarza, Iyengar &amp; Schleicher 2016: 64,147 customers, churn 6.4% → 10.0%. Lemmens &amp; Gupta 2020: profit-based targeting. Devriendt et al. 2021: 200,903 bank customers.</w:t>
             </w:r>
           </w:p>
         </w:tc>
@@ -6978,7 +7186,7 @@
                 <w:b w:val="false"/>
                 <w:bCs w:val="false"/>
               </w:rPr>
-              <w:t xml:space="preserve">Reliability and gates</w:t>
+              <w:t xml:space="preserve">Survival</w:t>
             </w:r>
           </w:p>
         </w:tc>
@@ -7008,7 +7216,7 @@
                 <w:b w:val="false"/>
                 <w:bCs w:val="false"/>
               </w:rPr>
-              <w:t xml:space="preserve">72.5% of 200 draws beat random at n = 500 (interval 66–79%; weakest method 62.5%; 84.5% at 1,000; 95.5% at 2,000) · abstention beats ranking on 93% · optimiser 58%, CI 42–72% · break-even effect 0.040 vs delivered 0.010 · an oracle treats 5.8%.</w:t>
+              <w:t xml:space="preserve">Telco IBS: ours 0.0824 · DeepSurv 0.0825 · Cox 0.0914 · RSF 0.0964 · Kaplan–Meier 0.1823. C-index 0.865. GBSG2: ours 0.1867, loses as predicted.</w:t>
             </w:r>
           </w:p>
         </w:tc>
@@ -7045,7 +7253,7 @@
                 <w:b w:val="false"/>
                 <w:bCs w:val="false"/>
               </w:rPr>
-              <w:t xml:space="preserve">Measurement</w:t>
+              <w:t xml:space="preserve">Reliability and gates</w:t>
             </w:r>
           </w:p>
         </w:tc>
@@ -7076,7 +7284,7 @@
                 <w:b w:val="false"/>
                 <w:bCs w:val="false"/>
               </w:rPr>
-              <w:t xml:space="preserve">Bias ≈ 0, coverage 88–98% · MDE at 10,000 customers 0.0374 vs delivered 0.0108 · ≈119,500 customers needed · campaigns looked significant on 0–10% of runs.</w:t>
+              <w:t xml:space="preserve">72.5% of 200 draws beat random at n = 500 (interval 66–79%; weakest method 62.5%; 84.5% at 1,000; 95.5% at 2,000) · abstention beats ranking on 93% · optimiser 58%, CI 42–72% · break-even effect 0.040 vs delivered 0.010 · an oracle treats 5.8%.</w:t>
             </w:r>
           </w:p>
         </w:tc>
@@ -7112,7 +7320,7 @@
                 <w:b w:val="false"/>
                 <w:bCs w:val="false"/>
               </w:rPr>
-              <w:t xml:space="preserve">Leakage</w:t>
+              <w:t xml:space="preserve">Measurement</w:t>
             </w:r>
           </w:p>
         </w:tc>
@@ -7142,7 +7350,7 @@
                 <w:b w:val="false"/>
                 <w:bCs w:val="false"/>
               </w:rPr>
-              <w:t xml:space="preserve">≈0.60 honest against 0.954 leaked (the paper reports 0.603 for its configuration). Value-at-risk and churn-risk top deciles overlap by only 21%.</w:t>
+              <w:t xml:space="preserve">Bias ≈ 0, coverage 88–98% · MDE at 10,000 customers 0.0374 vs delivered 0.0108 · ≈119,500 customers needed · campaigns looked significant on 0–10% of runs.</w:t>
             </w:r>
           </w:p>
         </w:tc>
@@ -7179,7 +7387,7 @@
                 <w:b w:val="false"/>
                 <w:bCs w:val="false"/>
               </w:rPr>
-              <w:t xml:space="preserve">Engineering</w:t>
+              <w:t xml:space="preserve">Leakage</w:t>
             </w:r>
           </w:p>
         </w:tc>
@@ -7210,7 +7418,7 @@
                 <w:b w:val="false"/>
                 <w:bCs w:val="false"/>
               </w:rPr>
-              <w:t xml:space="preserve">590 tests, 27 files · 4 CI gates · Python 3.11–3.13 · 73 logged decisions · Apache 2.0.</w:t>
+              <w:t xml:space="preserve">≈0.60 honest against 0.954 leaked (the paper reports 0.603 for its configuration). Value-at-risk and churn-risk top deciles overlap by only 21%.</w:t>
             </w:r>
           </w:p>
         </w:tc>
@@ -7246,7 +7454,7 @@
                 <w:b w:val="false"/>
                 <w:bCs w:val="false"/>
               </w:rPr>
-              <w:t xml:space="preserve">Outputs</w:t>
+              <w:t xml:space="preserve">Engineering</w:t>
             </w:r>
           </w:p>
         </w:tc>
@@ -7276,7 +7484,7 @@
                 <w:b w:val="false"/>
                 <w:bCs w:val="false"/>
               </w:rPr>
-              <w:t xml:space="preserve">Paper: ~7,500 words, 12 tables, 5 figures, 27 references. DOIs: paper 10.5281/zenodo.22009470 · software 10.5281/zenodo.22025879 · data 10.5281/zenodo.22025123.</w:t>
+              <w:t xml:space="preserve">721 tests, 30 files · 4 CI gates · Python 3.11–3.13 · 75 logged decisions · Apache 2.0.</w:t>
             </w:r>
           </w:p>
         </w:tc>
@@ -7313,6 +7521,73 @@
                 <w:b w:val="false"/>
                 <w:bCs w:val="false"/>
               </w:rPr>
+              <w:t xml:space="preserve">Outputs</w:t>
+            </w:r>
+          </w:p>
+        </w:tc>
+        <w:tc>
+          <w:tcPr>
+            <w:tcW w:type="dxa" w:w="6438"/>
+            <w:tcBorders>
+              <w:top w:val="single" w:color="D5DDE5" w:sz="4"/>
+              <w:left w:val="single" w:color="D5DDE5" w:sz="4"/>
+              <w:bottom w:val="single" w:color="D5DDE5" w:sz="4"/>
+              <w:right w:val="single" w:color="D5DDE5" w:sz="4"/>
+            </w:tcBorders>
+            <w:shd w:fill="F2F5F8" w:color="auto" w:val="clear"/>
+            <w:tcMar>
+              <w:top w:type="dxa" w:w="80"/>
+              <w:left w:type="dxa" w:w="110"/>
+              <w:bottom w:type="dxa" w:w="80"/>
+              <w:right w:type="dxa" w:w="110"/>
+            </w:tcMar>
+            <w:vAlign w:val="top"/>
+          </w:tcPr>
+          <w:p>
+            <w:pPr>
+              <w:spacing w:after="0"/>
+            </w:pPr>
+            <w:r>
+              <w:rPr>
+                <w:b w:val="false"/>
+                <w:bCs w:val="false"/>
+              </w:rPr>
+              <w:t xml:space="preserve">Paper: ~7,500 words, 12 tables, 5 figures, 27 references. DOIs: paper 10.5281/zenodo.22009470 · software 10.5281/zenodo.22025879 · data 10.5281/zenodo.22025123.</w:t>
+            </w:r>
+          </w:p>
+        </w:tc>
+      </w:tr>
+      <w:tr>
+        <w:trPr>
+          <w:cantSplit/>
+          <w:tblHeader w:val="false"/>
+        </w:trPr>
+        <w:tc>
+          <w:tcPr>
+            <w:tcW w:type="dxa" w:w="3200"/>
+            <w:tcBorders>
+              <w:top w:val="single" w:color="D5DDE5" w:sz="4"/>
+              <w:left w:val="single" w:color="D5DDE5" w:sz="4"/>
+              <w:bottom w:val="single" w:color="D5DDE5" w:sz="4"/>
+              <w:right w:val="single" w:color="D5DDE5" w:sz="4"/>
+            </w:tcBorders>
+            <w:tcMar>
+              <w:top w:type="dxa" w:w="80"/>
+              <w:left w:type="dxa" w:w="110"/>
+              <w:bottom w:type="dxa" w:w="80"/>
+              <w:right w:type="dxa" w:w="110"/>
+            </w:tcMar>
+            <w:vAlign w:val="top"/>
+          </w:tcPr>
+          <w:p>
+            <w:pPr>
+              <w:spacing w:after="0"/>
+            </w:pPr>
+            <w:r>
+              <w:rPr>
+                <w:b w:val="false"/>
+                <w:bCs w:val="false"/>
+              </w:rPr>
               <w:t xml:space="preserve">Demo figures</w:t>
             </w:r>
           </w:p>
@@ -7326,7 +7601,6 @@
               <w:bottom w:val="single" w:color="D5DDE5" w:sz="4"/>
               <w:right w:val="single" w:color="D5DDE5" w:sz="4"/>
             </w:tcBorders>
-            <w:shd w:fill="F2F5F8" w:color="auto" w:val="clear"/>
             <w:tcMar>
               <w:top w:type="dxa" w:w="80"/>
               <w:left w:type="dxa" w:w="110"/>
@@ -7389,7 +7663,7 @@
           <w:b w:val="false"/>
           <w:bCs w:val="false"/>
         </w:rPr>
-        <w:t xml:space="preserve">Rehearse slide 6 alone until you can say “worse than random” without hesitating, and until you can say, without looking, which rows of the correlation table are real experiments and which is the simulator's ceiling.</w:t>
+        <w:t xml:space="preserve">Rehearse slide 6 alone until you can say “worse than random” without hesitating, and until you can say, without looking, which rows of the correlation table are real experiments and which is the simulated trial, and what the brackets are.</w:t>
       </w:r>
     </w:p>
     <w:p>

--- a/presentation/RetainIQ_Panel_Speech_and_QA.docx
+++ b/presentation/RetainIQ_Panel_Speech_and_QA.docx
@@ -1761,7 +1761,7 @@
           <w:sz w:val="20"/>
           <w:szCs w:val="20"/>
         </w:rPr>
-        <w:t xml:space="preserve">Policy value chart, the correlation table, the four stat cards.   ·   7:26 – 10:44   ·   437 words</w:t>
+        <w:t xml:space="preserve">Policy value chart, the correlation table, the four stat cards.   ·   7:26 – 10:57   ·   467 words</w:t>
       </w:r>
     </w:p>
     <w:p>
@@ -1975,7 +1975,7 @@
           <w:sz w:val="25"/>
           <w:szCs w:val="25"/>
         </w:rPr>
-        <w:t xml:space="preserve"> show that real businesses have it. The four cards are the honest summary. At 500 customers, the best method beats random on </w:t>
+        <w:t xml:space="preserve"> show that real businesses have it. Two rows carry a dagger. Their ranges are wide because of a default in the modelling library, not because of the data, and the footnote gives the figures without it. The four cards are the honest summary. At 500 customers, the best method beats random on </w:t>
       </w:r>
       <w:r>
         <w:rPr>
@@ -2166,7 +2166,7 @@
           <w:sz w:val="20"/>
           <w:szCs w:val="20"/>
         </w:rPr>
-        <w:t xml:space="preserve">Dashboard and report screenshots, terminal output, code, engineering chips.   ·   10:44 – 12:20   ·   208 words</w:t>
+        <w:t xml:space="preserve">Dashboard and report screenshots, terminal output, code, engineering chips.   ·   10:57 – 12:34   ·   208 words</w:t>
       </w:r>
     </w:p>
     <w:p>
@@ -2245,7 +2245,7 @@
           <w:sz w:val="25"/>
           <w:szCs w:val="25"/>
         </w:rPr>
-        <w:t xml:space="preserve">721 automated tests</w:t>
+        <w:t xml:space="preserve">750 automated tests</w:t>
       </w:r>
       <w:r>
         <w:rPr>
@@ -2337,7 +2337,7 @@
           <w:sz w:val="20"/>
           <w:szCs w:val="20"/>
         </w:rPr>
-        <w:t xml:space="preserve">Three takeaways, production readiness, next steps, references and DOIs.   ·   12:20 – 13:60   ·   214 words</w:t>
+        <w:t xml:space="preserve">Three takeaways, production readiness, next steps, references and DOIs.   ·   12:34 – 14:13   ·   214 words</w:t>
       </w:r>
     </w:p>
     <w:p>
@@ -4512,7 +4512,7 @@
                 <w:b w:val="false"/>
                 <w:bCs w:val="false"/>
               </w:rPr>
-              <w:t xml:space="preserve">721, 4 gates, 3.11–3.13</w:t>
+              <w:t xml:space="preserve">750, 4 gates, 3.11–3.13</w:t>
             </w:r>
           </w:p>
         </w:tc>
@@ -5112,7 +5112,7 @@
           <w:b w:val="false"/>
           <w:bCs w:val="false"/>
         </w:rPr>
-        <w:t xml:space="preserve">: uplift against churn models on 200,903 bank customers. They work with thousands of customers and high churn or large effects. I ask what happens at a few hundred customers, 3% monthly churn and a one-point effect. I re-implemented Lemmens and Gupta's rule from their paper and ran it on the same simulated pilots as mine: from about 1,000 customers my rule loses less, and below that it is not ahead.</w:t>
+        <w:t xml:space="preserve">: uplift against churn models on 200,903 bank customers. They work with thousands of customers and high churn or large effects. I ask what happens at a few hundred customers, 3% monthly churn and a one-point effect. Lemmens and Gupta's rule was re-implemented from their paper and run on the same simulated pilots as the abstention rule: from about 1,000 customers the abstention rule loses less, and below that it is not ahead.</w:t>
       </w:r>
     </w:p>
     <w:p>
@@ -5582,7 +5582,7 @@
           <w:b w:val="false"/>
           <w:bCs w:val="false"/>
         </w:rPr>
-        <w:t xml:space="preserve">Read the prior work in full before building, which would have changed what I claimed. Then put an interval on every figure from the first day: two of my headline numbers came from too few runs, and both moved when I re-ran them properly. And run a real pilot, because none of the public experiments I used is a retention experiment.</w:t>
+        <w:t xml:space="preserve">Read the prior work in full before building, which would have changed what I claimed. Then put an interval on every figure from the first day: two of the headline numbers came from too few runs, and both moved when they were re-run properly. And run a real pilot, because none of the public experiments I used is a retention experiment.</w:t>
       </w:r>
     </w:p>
     <w:p>
@@ -5770,7 +5770,7 @@
           <w:b w:val="false"/>
           <w:bCs w:val="false"/>
         </w:rPr>
-        <w:t xml:space="preserve">It is real for the simulator. All five rows are now measured the same way: fitted models on a randomised trial, thirty splits. On a simulated trial of 60,000 customers the uplift model beats the outcome model on all thirty, by about ten outcomes per thousand customers, and targeting by the outcome model adds churn on 26 of them. Two limits. The simulator is configured to have a negative correlation, so this shows the estimator finds it when it is there, not that real retention has it. And it is 60,000 customers: at a few hundred, nothing I tested beats doing nothing. An earlier version of this table showed +106.9% in that row. That was an oracle on true effects, in money, a ceiling in different units, and I replaced it.</w:t>
+        <w:t xml:space="preserve">It is real for the simulator. All five rows are now measured the same way: fitted models on a randomised trial, thirty splits. On a simulated trial of 60,000 customers the uplift model beats the outcome model on all thirty, by about ten outcomes per thousand customers, and targeting by the outcome model adds churn on 26 of them. Two limits. The simulator is configured to have a negative correlation, so this shows the estimator finds it when it is there, not that real retention has it. And it is 60,000 customers: at a few hundred, nothing tested beats doing nothing. An earlier version of this table showed +106.9% in that row. That was an oracle on true effects, in money, a ceiling in different units, and it has been replaced.</w:t>
       </w:r>
     </w:p>
     <w:p>
@@ -5790,7 +5790,7 @@
           <w:b w:val="false"/>
           <w:bCs w:val="false"/>
         </w:rPr>
-        <w:t xml:space="preserve">Because that was one split, and when I ran thirty it turned out to be the highest of them. The mean is +0.28 and the splits run from −0.21 to +0.66; the advantage averages −0.1% and is positive on 15 of 30. I had quoted one measurement without knowing how much it varied. The other three experiments were close to their means. I had also described two groups of settings, high correlation and low, and with thirty splits there are no such groups.</w:t>
+        <w:t xml:space="preserve">Because that was one split, and when thirty were run it turned out to be the highest of them. The mean is +0.28 and the splits run from −0.21 to +0.66; the advantage averages −0.1% and is positive on 15 of 30. One measurement had been quoted without knowing how much it varied. The other three experiments were close to their means. The table had also been described as two groups of settings, high correlation and low, and with thirty splits there are no such groups. A later check found why that split was so far out. The library's classifier stops fitting early, by default, once it has more than 10,000 rows, and each Hillstrom arm has about 10,650. On that split the treated-arm model ran 70 rounds and the control-arm model 26, so the effect estimate was one detailed prediction minus one nearly flat one. Fitted alike, the same split gives +0.35.</w:t>
       </w:r>
     </w:p>
     <w:p>
@@ -5798,7 +5798,7 @@
         <w:pStyle w:val="Heading3"/>
       </w:pPr>
       <w:r>
-        <w:t xml:space="preserve">11. Does that correlation depend on how you measure it?</w:t>
+        <w:t xml:space="preserve">11. What is the dagger on the two Hillstrom rows?</w:t>
       </w:r>
     </w:p>
     <w:p>
@@ -5810,7 +5810,7 @@
           <w:b w:val="false"/>
           <w:bCs w:val="false"/>
         </w:rPr>
-        <w:t xml:space="preserve">Yes, and I tested that. Pearson and rank correlation agree. But on the log-odds scale the four real correlations are −0.46, +0.06, −0.22 and −0.05: none is clearly positive. An offer that multiplies everyone's odds by the same factor moves the probability most where the baseline is highest, so a positive correlation on the probability scale appears by arithmetic. Ascarza warns of exactly this. I use the probability scale because a campaign's gain is a sum of probability differences, but I cannot claim that likelier responders are more persuadable. I wrote five predictions down before running this. One failed outright and two failed in part.</w:t>
+        <w:t xml:space="preserve">A fault in the project's own measuring instrument, found because a prediction failed. The wide ranges on those rows had been explained as noise shared between two models, and a prediction was written down that would confirm it. It failed. The cause was the early-stopping default just described: the two models whose difference is the effect stopped at different rounds on 29 splits of 30. With early stopping off the ranges tighten to +0.17 to +0.42 and +0.04 to +0.31, and the means hardly move, +0.28 to +0.30 and +0.18 to +0.16. Nothing fitted on 10,000 rows or fewer is affected, and a test pins that, so the small-sample result stands. The default has not yet been changed, because that changes every figure fitted on more than 10,000 rows and needs the two large experiments re-run. That is the next thing to do.</w:t>
       </w:r>
     </w:p>
     <w:p>
@@ -5818,7 +5818,7 @@
         <w:pStyle w:val="Heading3"/>
       </w:pPr>
       <w:r>
-        <w:t xml:space="preserve">12. How does your rule compare with Lemmens and Gupta's?</w:t>
+        <w:t xml:space="preserve">12. What does the indep. column show?</w:t>
       </w:r>
     </w:p>
     <w:p>
@@ -5830,7 +5830,7 @@
           <w:b w:val="false"/>
           <w:bCs w:val="false"/>
         </w:rPr>
-        <w:t xml:space="preserve">I re-implemented theirs from the paper and gave both rules the same 500 simulated pilots, with six predictions written down first. From 1,000 customers mine loses less: ahead on 78% of the draws where the two differ, because theirs acts on two or three draws in four and on several times as many customers. At 250 and 500 mine is not ahead. At 250 their rule could not act at all, and that was a guard I added, ten customers per arm, not their method; without it mine is ahead on 70% overall. Two predictions failed. And the uncomfortable number is mine: my rule made money on 25 of the 139 draws on which it acted. It is a rule for losing less. Doing nothing beat both.</w:t>
+        <w:t xml:space="preserve">The same correlation with the risk model fitted on customers the effect model never saw. When both are fitted on the same customers their errors are related, and that pushes the figure up, in every real experiment, by 0.05 at most. A larger difference comes from which customers risk is fitted on at all: on control customers only, which is Ascarza's definition, the figure is lower than on both arms, which is the one used here, by 0.08 for Criteo and 0.12 for the women's e-mail. Five predictions were written down before this was run and three held.</w:t>
       </w:r>
     </w:p>
     <w:p>
@@ -5838,7 +5838,7 @@
         <w:pStyle w:val="Heading3"/>
       </w:pPr>
       <w:r>
-        <w:t xml:space="preserve">13. What is the effect size you are targeting, in business terms?</w:t>
+        <w:t xml:space="preserve">13. Does that correlation depend on how you measure it?</w:t>
       </w:r>
     </w:p>
     <w:p>
@@ -5850,6 +5850,46 @@
           <w:b w:val="false"/>
           <w:bCs w:val="false"/>
         </w:rPr>
+        <w:t xml:space="preserve">Yes, and that was tested. Pearson and rank correlation agree. But on the log-odds scale the four real correlations are −0.46, +0.06, −0.22 and −0.05: none is clearly positive. An offer that multiplies everyone's odds by the same factor moves the probability most where the baseline is highest, so a positive correlation on the probability scale appears by arithmetic. Ascarza warns of exactly this. The probability scale is used because a campaign's gain is a sum of probability differences, but it cannot be claimed that likelier responders are more persuadable. Five predictions were written down before this was run. One failed outright and two failed in part.</w:t>
+      </w:r>
+    </w:p>
+    <w:p>
+      <w:pPr>
+        <w:pStyle w:val="Heading3"/>
+      </w:pPr>
+      <w:r>
+        <w:t xml:space="preserve">14. How does your rule compare with Lemmens and Gupta's?</w:t>
+      </w:r>
+    </w:p>
+    <w:p>
+      <w:pPr>
+        <w:spacing w:after="150"/>
+      </w:pPr>
+      <w:r>
+        <w:rPr>
+          <w:b w:val="false"/>
+          <w:bCs w:val="false"/>
+        </w:rPr>
+        <w:t xml:space="preserve">Theirs was re-implemented from the paper and both rules were given the same 500 simulated pilots, with six predictions written down first. From 1,000 customers the abstention rule loses less: ahead on 78% of the draws where the two differ, because theirs acts on two or three draws in four and on several times as many customers. At 250 and 500 it is not ahead. At 250 their rule could not act at all, and that was a guard added in this project, ten customers per arm, not their method; without it the abstention rule is ahead on 70% overall. Two predictions failed. And the uncomfortable number belongs to the abstention rule: it made money on 25 of the 139 draws on which it acted. It is a rule for losing less. Doing nothing beat both.</w:t>
+      </w:r>
+    </w:p>
+    <w:p>
+      <w:pPr>
+        <w:pStyle w:val="Heading3"/>
+      </w:pPr>
+      <w:r>
+        <w:t xml:space="preserve">15. What is the effect size you are targeting, in business terms?</w:t>
+      </w:r>
+    </w:p>
+    <w:p>
+      <w:pPr>
+        <w:spacing w:after="150"/>
+      </w:pPr>
+      <w:r>
+        <w:rPr>
+          <w:b w:val="false"/>
+          <w:bCs w:val="false"/>
+        </w:rPr>
         <w:t xml:space="preserve">About one percentage point of retention per month on the treated group. Small, which is exactly why measurement is the binding constraint.</w:t>
       </w:r>
     </w:p>
@@ -5858,7 +5898,7 @@
         <w:pStyle w:val="Heading3"/>
       </w:pPr>
       <w:r>
-        <w:t xml:space="preserve">14. Were any results discarded?</w:t>
+        <w:t xml:space="preserve">16. Were any results discarded?</w:t>
       </w:r>
     </w:p>
     <w:p>
@@ -5878,7 +5918,7 @@
         <w:pStyle w:val="Heading3"/>
       </w:pPr>
       <w:r>
-        <w:t xml:space="preserve">15. What was the units error, and how did it survive the tests?</w:t>
+        <w:t xml:space="preserve">17. What was the units error, and how did it survive the tests?</w:t>
       </w:r>
     </w:p>
     <w:p>
@@ -5938,7 +5978,7 @@
           <w:b w:val="false"/>
           <w:bCs w:val="false"/>
         </w:rPr>
-        <w:t xml:space="preserve">721 automated tests across 30 files, including edge cases, fairness checks and a leakage suite. CI runs four gates on every push: the test suite on three Python versions, the calibration gates, the leakage gate, and the founding experiment. If the founding claim ever stops holding, the build fails.</w:t>
+        <w:t xml:space="preserve">750 automated tests across 30 files, including edge cases, fairness checks and a leakage suite. CI runs four gates on every push: the test suite on three Python versions, the calibration gates, the leakage gate, and the founding experiment. If the founding claim ever stops holding, the build fails.</w:t>
       </w:r>
     </w:p>
     <w:p>
@@ -5958,7 +5998,7 @@
           <w:b w:val="false"/>
           <w:bCs w:val="false"/>
         </w:rPr>
-        <w:t xml:space="preserve">The full check is a little over three minutes on mains power, and longer on battery. The founding experiment is a second or two. The dashboard, including a simulated pilot, is about two seconds.</w:t>
+        <w:t xml:space="preserve">The full check is about five and a half minutes on battery, and less on mains power. The founding experiment is a second or two. The dashboard, including a simulated pilot, is about two seconds.</w:t>
       </w:r>
     </w:p>
     <w:p>
@@ -7016,7 +7056,7 @@
                 <w:b w:val="false"/>
                 <w:bCs w:val="false"/>
               </w:rPr>
-              <w:t xml:space="preserve">Fitted models, mean of 30 splits [2.5th to 97.5th percentile]. Correlation → extra outcomes per 1,000: Criteo +0.58 [+0.51, +0.65] → +0.1 · Hillstrom men +0.28 [−0.21, +0.66] → −0.1 · Hillstrom women +0.18 [−0.07, +0.49] → +2.6 · Lenta +0.13 [+0.05, +0.22] → +0.6 · simulated trial of 60,000, −0.21 [−0.33, −0.07] → +9.7 [+5.0, +14.4], uplift ahead on 30 of 30. Advantage in %: +0.7, −0.1, +14.0, +24.7, every interval includes zero; positive on 20, 15, 27 and 27 of 30 splits. Log-odds scale: +0.06, −0.46, −0.22, −0.05, simulator −0.26. The old single split for Hillstrom men, +0.69 → −5.6%, was the highest of 30.</w:t>
+              <w:t xml:space="preserve">Fitted models, mean of 30 splits [2.5th to 97.5th percentile]. Correlation → extra outcomes per 1,000: Criteo +0.58 [+0.51, +0.65] → +0.1 · Hillstrom men +0.28 [−0.21, +0.66] → −0.1 · Hillstrom women +0.18 [−0.07, +0.49] → +2.6 · Lenta +0.13 [+0.05, +0.22] → +0.6 · simulated trial of 60,000, −0.21 [−0.33, −0.07] → +9.7 [+5.0, +14.4], uplift ahead on 30 of 30. Advantage in %: +0.7, −0.1, +14.0, +24.7, every interval includes zero; positive on 20, 15, 27 and 27 of 30 splits. Risk fitted on other customers (same order, then simulator): +0.56, +0.19, +0.11, +0.13, −0.17. Hillstrom with early stopping off: men +0.30 [+0.17, +0.42], women +0.16 [+0.04, +0.31]; arms hold about 10,650 customers, the default stops early above 10,000. Log-odds scale: +0.06, −0.46, −0.22, −0.05, simulator −0.26. The old single split for Hillstrom men, +0.69 → −5.6%, was the highest of 30: 70 boosting rounds for the treated model against 26 for the control; fitted alike, +0.35.</w:t>
             </w:r>
           </w:p>
         </w:tc>
@@ -7484,7 +7524,7 @@
                 <w:b w:val="false"/>
                 <w:bCs w:val="false"/>
               </w:rPr>
-              <w:t xml:space="preserve">721 tests, 30 files · 4 CI gates · Python 3.11–3.13 · 75 logged decisions · Apache 2.0.</w:t>
+              <w:t xml:space="preserve">750 tests, 30 files · 4 CI gates · Python 3.11–3.13 · 76 logged decisions · Apache 2.0.</w:t>
             </w:r>
           </w:p>
         </w:tc>
